--- a/Project10_Star_Analyst_Research_Plan_EN.docx
+++ b/Project10_Star_Analyst_Research_Plan_EN.docx
@@ -202,7 +202,7 @@
         </w:rPr>
         <w:fldChar w:fldCharType="separate"/>
       </w:r>
-      <w:hyperlink w:anchor="_Toc242175843" w:history="1">
+      <w:hyperlink w:anchor="_Toc242200318" w:history="1">
         <w:r>
           <w:rPr>
             <w:rStyle w:val="aff9"/>
@@ -240,7 +240,7 @@
             <w:noProof/>
             <w:webHidden/>
           </w:rPr>
-          <w:instrText>PAGEREF _Toc242175843 \h</w:instrText>
+          <w:instrText>PAGEREF _Toc242200318 \h</w:instrText>
         </w:r>
         <w:r>
           <w:rPr>
@@ -298,7 +298,7 @@
           <w14:ligatures w14:val="standardContextual"/>
         </w:rPr>
       </w:pPr>
-      <w:hyperlink w:anchor="_Toc242175844" w:history="1">
+      <w:hyperlink w:anchor="_Toc242200319" w:history="1">
         <w:r>
           <w:rPr>
             <w:rStyle w:val="aff9"/>
@@ -336,7 +336,7 @@
             <w:noProof/>
             <w:webHidden/>
           </w:rPr>
-          <w:instrText>PAGEREF _Toc242175844 \h</w:instrText>
+          <w:instrText>PAGEREF _Toc242200319 \h</w:instrText>
         </w:r>
         <w:r>
           <w:rPr>
@@ -394,7 +394,7 @@
           <w14:ligatures w14:val="standardContextual"/>
         </w:rPr>
       </w:pPr>
-      <w:hyperlink w:anchor="_Toc242175845" w:history="1">
+      <w:hyperlink w:anchor="_Toc242200320" w:history="1">
         <w:r>
           <w:rPr>
             <w:rStyle w:val="aff9"/>
@@ -432,7 +432,7 @@
             <w:noProof/>
             <w:webHidden/>
           </w:rPr>
-          <w:instrText>PAGEREF _Toc242175845 \h</w:instrText>
+          <w:instrText>PAGEREF _Toc242200320 \h</w:instrText>
         </w:r>
         <w:r>
           <w:rPr>
@@ -490,7 +490,7 @@
           <w14:ligatures w14:val="standardContextual"/>
         </w:rPr>
       </w:pPr>
-      <w:hyperlink w:anchor="_Toc242175846" w:history="1">
+      <w:hyperlink w:anchor="_Toc242200321" w:history="1">
         <w:r>
           <w:rPr>
             <w:rStyle w:val="aff9"/>
@@ -528,7 +528,7 @@
             <w:noProof/>
             <w:webHidden/>
           </w:rPr>
-          <w:instrText>PAGEREF _Toc242175846 \h</w:instrText>
+          <w:instrText>PAGEREF _Toc242200321 \h</w:instrText>
         </w:r>
         <w:r>
           <w:rPr>
@@ -586,7 +586,7 @@
           <w14:ligatures w14:val="standardContextual"/>
         </w:rPr>
       </w:pPr>
-      <w:hyperlink w:anchor="_Toc242175847" w:history="1">
+      <w:hyperlink w:anchor="_Toc242200322" w:history="1">
         <w:r>
           <w:rPr>
             <w:rStyle w:val="aff9"/>
@@ -624,7 +624,7 @@
             <w:noProof/>
             <w:webHidden/>
           </w:rPr>
-          <w:instrText>PAGEREF _Toc242175847 \h</w:instrText>
+          <w:instrText>PAGEREF _Toc242200322 \h</w:instrText>
         </w:r>
         <w:r>
           <w:rPr>
@@ -682,7 +682,7 @@
           <w14:ligatures w14:val="standardContextual"/>
         </w:rPr>
       </w:pPr>
-      <w:hyperlink w:anchor="_Toc242175848" w:history="1">
+      <w:hyperlink w:anchor="_Toc242200323" w:history="1">
         <w:r>
           <w:rPr>
             <w:rStyle w:val="aff9"/>
@@ -720,7 +720,7 @@
             <w:noProof/>
             <w:webHidden/>
           </w:rPr>
-          <w:instrText>PAGEREF _Toc242175848 \h</w:instrText>
+          <w:instrText>PAGEREF _Toc242200323 \h</w:instrText>
         </w:r>
         <w:r>
           <w:rPr>
@@ -778,7 +778,7 @@
           <w14:ligatures w14:val="standardContextual"/>
         </w:rPr>
       </w:pPr>
-      <w:hyperlink w:anchor="_Toc242175849" w:history="1">
+      <w:hyperlink w:anchor="_Toc242200324" w:history="1">
         <w:r>
           <w:rPr>
             <w:rStyle w:val="aff9"/>
@@ -816,7 +816,7 @@
             <w:noProof/>
             <w:webHidden/>
           </w:rPr>
-          <w:instrText>PAGEREF _Toc242175849 \h</w:instrText>
+          <w:instrText>PAGEREF _Toc242200324 \h</w:instrText>
         </w:r>
         <w:r>
           <w:rPr>
@@ -874,7 +874,7 @@
           <w14:ligatures w14:val="standardContextual"/>
         </w:rPr>
       </w:pPr>
-      <w:hyperlink w:anchor="_Toc242175850" w:history="1">
+      <w:hyperlink w:anchor="_Toc242200325" w:history="1">
         <w:r>
           <w:rPr>
             <w:rStyle w:val="aff9"/>
@@ -912,7 +912,7 @@
             <w:noProof/>
             <w:webHidden/>
           </w:rPr>
-          <w:instrText>PAGEREF _Toc242175850 \h</w:instrText>
+          <w:instrText>PAGEREF _Toc242200325 \h</w:instrText>
         </w:r>
         <w:r>
           <w:rPr>
@@ -970,7 +970,7 @@
           <w14:ligatures w14:val="standardContextual"/>
         </w:rPr>
       </w:pPr>
-      <w:hyperlink w:anchor="_Toc242175851" w:history="1">
+      <w:hyperlink w:anchor="_Toc242200326" w:history="1">
         <w:r>
           <w:rPr>
             <w:rStyle w:val="aff9"/>
@@ -1008,7 +1008,7 @@
             <w:noProof/>
             <w:webHidden/>
           </w:rPr>
-          <w:instrText>PAGEREF _Toc242175851 \h</w:instrText>
+          <w:instrText>PAGEREF _Toc242200326 \h</w:instrText>
         </w:r>
         <w:r>
           <w:rPr>
@@ -1066,7 +1066,7 @@
           <w14:ligatures w14:val="standardContextual"/>
         </w:rPr>
       </w:pPr>
-      <w:hyperlink w:anchor="_Toc242175852" w:history="1">
+      <w:hyperlink w:anchor="_Toc242200327" w:history="1">
         <w:r>
           <w:rPr>
             <w:rStyle w:val="aff9"/>
@@ -1104,7 +1104,7 @@
             <w:noProof/>
             <w:webHidden/>
           </w:rPr>
-          <w:instrText>PAGEREF _Toc242175852 \h</w:instrText>
+          <w:instrText>PAGEREF _Toc242200327 \h</w:instrText>
         </w:r>
         <w:r>
           <w:rPr>
@@ -1162,7 +1162,7 @@
           <w14:ligatures w14:val="standardContextual"/>
         </w:rPr>
       </w:pPr>
-      <w:hyperlink w:anchor="_Toc242175853" w:history="1">
+      <w:hyperlink w:anchor="_Toc242200328" w:history="1">
         <w:r>
           <w:rPr>
             <w:rStyle w:val="aff9"/>
@@ -1200,7 +1200,7 @@
             <w:noProof/>
             <w:webHidden/>
           </w:rPr>
-          <w:instrText>PAGEREF _Toc242175853 \h</w:instrText>
+          <w:instrText>PAGEREF _Toc242200328 \h</w:instrText>
         </w:r>
         <w:r>
           <w:rPr>
@@ -1258,7 +1258,7 @@
           <w14:ligatures w14:val="standardContextual"/>
         </w:rPr>
       </w:pPr>
-      <w:hyperlink w:anchor="_Toc242175854" w:history="1">
+      <w:hyperlink w:anchor="_Toc242200329" w:history="1">
         <w:r>
           <w:rPr>
             <w:rStyle w:val="aff9"/>
@@ -1296,7 +1296,7 @@
             <w:noProof/>
             <w:webHidden/>
           </w:rPr>
-          <w:instrText>PAGEREF _Toc242175854 \h</w:instrText>
+          <w:instrText>PAGEREF _Toc242200329 \h</w:instrText>
         </w:r>
         <w:r>
           <w:rPr>
@@ -1354,7 +1354,7 @@
           <w14:ligatures w14:val="standardContextual"/>
         </w:rPr>
       </w:pPr>
-      <w:hyperlink w:anchor="_Toc242175855" w:history="1">
+      <w:hyperlink w:anchor="_Toc242200330" w:history="1">
         <w:r>
           <w:rPr>
             <w:rStyle w:val="aff9"/>
@@ -1392,7 +1392,7 @@
             <w:noProof/>
             <w:webHidden/>
           </w:rPr>
-          <w:instrText>PAGEREF _Toc242175855 \h</w:instrText>
+          <w:instrText>PAGEREF _Toc242200330 \h</w:instrText>
         </w:r>
         <w:r>
           <w:rPr>
@@ -1450,7 +1450,7 @@
           <w14:ligatures w14:val="standardContextual"/>
         </w:rPr>
       </w:pPr>
-      <w:hyperlink w:anchor="_Toc242175856" w:history="1">
+      <w:hyperlink w:anchor="_Toc242200331" w:history="1">
         <w:r>
           <w:rPr>
             <w:rStyle w:val="aff9"/>
@@ -1488,7 +1488,7 @@
             <w:noProof/>
             <w:webHidden/>
           </w:rPr>
-          <w:instrText>PAGEREF _Toc242175856 \h</w:instrText>
+          <w:instrText>PAGEREF _Toc242200331 \h</w:instrText>
         </w:r>
         <w:r>
           <w:rPr>
@@ -1543,7 +1543,7 @@
         <w:pStyle w:val="1"/>
         <w:spacing w:before="280" w:after="120"/>
       </w:pPr>
-      <w:bookmarkStart w:id="0" w:name="_Toc242175843"/>
+      <w:bookmarkStart w:id="0" w:name="_Toc242200318"/>
       <w:r>
         <w:rPr>
           <w:rFonts w:ascii="Times New Roman" w:eastAsia="Arial" w:hAnsi="Times New Roman"/>
@@ -1992,7 +1992,7 @@
         <w:pStyle w:val="1"/>
         <w:spacing w:before="280" w:after="120"/>
       </w:pPr>
-      <w:bookmarkStart w:id="1" w:name="_Toc242175844"/>
+      <w:bookmarkStart w:id="1" w:name="_Toc242200319"/>
       <w:r>
         <w:rPr>
           <w:rFonts w:ascii="Times New Roman" w:eastAsia="Arial" w:hAnsi="Times New Roman"/>
@@ -2040,7 +2040,7 @@
         <w:pStyle w:val="1"/>
         <w:spacing w:before="280" w:after="120"/>
       </w:pPr>
-      <w:bookmarkStart w:id="2" w:name="_Toc242175845"/>
+      <w:bookmarkStart w:id="2" w:name="_Toc242200320"/>
       <w:r>
         <w:rPr>
           <w:rFonts w:ascii="Times New Roman" w:eastAsia="Arial" w:hAnsi="Times New Roman"/>
@@ -2460,7 +2460,7 @@
         <w:pStyle w:val="1"/>
         <w:spacing w:before="280" w:after="120"/>
       </w:pPr>
-      <w:bookmarkStart w:id="3" w:name="_Toc242175846"/>
+      <w:bookmarkStart w:id="3" w:name="_Toc242200321"/>
       <w:r>
         <w:rPr>
           <w:rFonts w:ascii="Times New Roman" w:eastAsia="Arial" w:hAnsi="Times New Roman"/>
@@ -2967,7 +2967,7 @@
         <w:pStyle w:val="1"/>
         <w:spacing w:before="280" w:after="120"/>
       </w:pPr>
-      <w:bookmarkStart w:id="4" w:name="_Toc242175847"/>
+      <w:bookmarkStart w:id="4" w:name="_Toc242200322"/>
       <w:r>
         <w:rPr>
           <w:rFonts w:ascii="Times New Roman" w:eastAsia="Arial" w:hAnsi="Times New Roman"/>
@@ -3421,7 +3421,7 @@
         <w:pStyle w:val="1"/>
         <w:spacing w:before="280" w:after="120"/>
       </w:pPr>
-      <w:bookmarkStart w:id="5" w:name="_Toc242175848"/>
+      <w:bookmarkStart w:id="5" w:name="_Toc242200323"/>
       <w:r>
         <w:rPr>
           <w:rFonts w:ascii="Times New Roman" w:eastAsia="Arial" w:hAnsi="Times New Roman"/>
@@ -3593,7 +3593,7 @@
         <w:pStyle w:val="1"/>
         <w:spacing w:before="280" w:after="120"/>
       </w:pPr>
-      <w:bookmarkStart w:id="6" w:name="_Toc242175849"/>
+      <w:bookmarkStart w:id="6" w:name="_Toc242200324"/>
       <w:r>
         <w:rPr>
           <w:rFonts w:ascii="Times New Roman" w:eastAsia="Arial" w:hAnsi="Times New Roman"/>
@@ -3799,7 +3799,7 @@
         <w:pStyle w:val="1"/>
         <w:spacing w:before="280" w:after="120"/>
       </w:pPr>
-      <w:bookmarkStart w:id="7" w:name="_Toc242175850"/>
+      <w:bookmarkStart w:id="7" w:name="_Toc242200325"/>
       <w:r>
         <w:rPr>
           <w:rFonts w:ascii="Times New Roman" w:eastAsia="Arial" w:hAnsi="Times New Roman"/>
@@ -3943,7 +3943,7 @@
         <w:pStyle w:val="1"/>
         <w:spacing w:before="280" w:after="120"/>
       </w:pPr>
-      <w:bookmarkStart w:id="8" w:name="_Toc242175851"/>
+      <w:bookmarkStart w:id="8" w:name="_Toc242200326"/>
       <w:r>
         <w:rPr>
           <w:rFonts w:ascii="Times New Roman" w:eastAsia="Arial" w:hAnsi="Times New Roman"/>
@@ -4252,7 +4252,7 @@
         <w:pStyle w:val="1"/>
         <w:spacing w:before="280" w:after="120"/>
       </w:pPr>
-      <w:bookmarkStart w:id="9" w:name="_Toc242175852"/>
+      <w:bookmarkStart w:id="9" w:name="_Toc242200327"/>
       <w:r>
         <w:rPr>
           <w:rFonts w:ascii="Times New Roman" w:eastAsia="Arial" w:hAnsi="Times New Roman"/>
@@ -4348,7 +4348,7 @@
         <w:pStyle w:val="1"/>
         <w:spacing w:before="280" w:after="120"/>
       </w:pPr>
-      <w:bookmarkStart w:id="10" w:name="_Toc242175853"/>
+      <w:bookmarkStart w:id="10" w:name="_Toc242200328"/>
       <w:r>
         <w:rPr>
           <w:rFonts w:ascii="Times New Roman" w:eastAsia="Arial" w:hAnsi="Times New Roman"/>
@@ -4454,7 +4454,7 @@
         <w:pStyle w:val="1"/>
         <w:spacing w:before="280" w:after="120"/>
       </w:pPr>
-      <w:bookmarkStart w:id="11" w:name="_Toc242175854"/>
+      <w:bookmarkStart w:id="11" w:name="_Toc242200329"/>
       <w:r>
         <w:rPr>
           <w:rFonts w:ascii="Times New Roman" w:eastAsia="Arial" w:hAnsi="Times New Roman"/>
@@ -4619,7 +4619,7 @@
         <w:pStyle w:val="1"/>
         <w:spacing w:before="280" w:after="120"/>
       </w:pPr>
-      <w:bookmarkStart w:id="12" w:name="_Toc242175855"/>
+      <w:bookmarkStart w:id="12" w:name="_Toc242200330"/>
       <w:r>
         <w:rPr>
           <w:rFonts w:ascii="Times New Roman" w:eastAsia="Arial" w:hAnsi="Times New Roman"/>
@@ -4857,7 +4857,7 @@
         <w:pStyle w:val="1"/>
         <w:spacing w:before="280" w:after="120"/>
       </w:pPr>
-      <w:bookmarkStart w:id="13" w:name="_Toc242175856"/>
+      <w:bookmarkStart w:id="13" w:name="_Toc242200331"/>
       <w:r>
         <w:rPr>
           <w:rFonts w:ascii="Times New Roman" w:eastAsia="Arial" w:hAnsi="Times New Roman"/>
@@ -5297,6 +5297,42 @@
           <w:color w:val="000000"/>
         </w:rPr>
         <w:t>.</w:t>
+      </w:r>
+    </w:p>
+    <w:p>
+      <w:pPr>
+        <w:pStyle w:val="a0"/>
+        <w:spacing w:after="60"/>
+      </w:pPr>
+      <w:r>
+        <w:rPr>
+          <w:rFonts w:ascii="Consolas" w:hAnsi="Consolas"/>
+          <w:color w:val="000000"/>
+          <w:sz w:val="22"/>
+        </w:rPr>
+        <w:t>资历</w:t>
+      </w:r>
+      <w:r>
+        <w:rPr>
+          <w:color w:val="000000"/>
+        </w:rPr>
+        <w:t xml:space="preserve"> is keyed on the analyst name alone, so an analyst who shares a name with a veteran</w:t>
+      </w:r>
+    </w:p>
+    <w:p>
+      <w:r>
+        <w:rPr>
+          <w:color w:val="000000"/>
+        </w:rPr>
+        <w:t>inherits that veteran's first report date and the seniority is overstated. The report</w:t>
+      </w:r>
+    </w:p>
+    <w:p>
+      <w:r>
+        <w:rPr>
+          <w:color w:val="000000"/>
+        </w:rPr>
+        <w:t>counts show such names exist: the largest reach 6,805 records, which no one person files.</w:t>
       </w:r>
     </w:p>
     <w:sectPr>
@@ -5580,31 +5616,31 @@
       </w:rPr>
     </w:lvl>
   </w:abstractNum>
-  <w:num w:numId="1" w16cid:durableId="1686638905">
+  <w:num w:numId="1" w16cid:durableId="816149158">
     <w:abstractNumId w:val="8"/>
   </w:num>
-  <w:num w:numId="2" w16cid:durableId="855001765">
+  <w:num w:numId="2" w16cid:durableId="586160746">
     <w:abstractNumId w:val="6"/>
   </w:num>
-  <w:num w:numId="3" w16cid:durableId="2077824421">
+  <w:num w:numId="3" w16cid:durableId="231081839">
     <w:abstractNumId w:val="5"/>
   </w:num>
-  <w:num w:numId="4" w16cid:durableId="1970083694">
+  <w:num w:numId="4" w16cid:durableId="2006009813">
     <w:abstractNumId w:val="4"/>
   </w:num>
-  <w:num w:numId="5" w16cid:durableId="528026291">
+  <w:num w:numId="5" w16cid:durableId="2049793999">
     <w:abstractNumId w:val="7"/>
   </w:num>
-  <w:num w:numId="6" w16cid:durableId="49230355">
+  <w:num w:numId="6" w16cid:durableId="761075038">
     <w:abstractNumId w:val="3"/>
   </w:num>
-  <w:num w:numId="7" w16cid:durableId="773666974">
+  <w:num w:numId="7" w16cid:durableId="939029198">
     <w:abstractNumId w:val="2"/>
   </w:num>
-  <w:num w:numId="8" w16cid:durableId="1646080212">
+  <w:num w:numId="8" w16cid:durableId="1860199573">
     <w:abstractNumId w:val="1"/>
   </w:num>
-  <w:num w:numId="9" w16cid:durableId="1656766072">
+  <w:num w:numId="9" w16cid:durableId="1152216783">
     <w:abstractNumId w:val="0"/>
   </w:num>
 </w:numbering>
@@ -17003,14 +17039,14 @@
     <w:autoRedefine/>
     <w:uiPriority w:val="39"/>
     <w:unhideWhenUsed/>
-    <w:rsid w:val="00E719D2"/>
+    <w:rsid w:val="00452AB0"/>
   </w:style>
   <w:style w:type="character" w:styleId="aff9">
     <w:name w:val="Hyperlink"/>
     <w:basedOn w:val="a2"/>
     <w:uiPriority w:val="99"/>
     <w:unhideWhenUsed/>
-    <w:rsid w:val="00E719D2"/>
+    <w:rsid w:val="00452AB0"/>
     <w:rPr>
       <w:color w:val="0000FF" w:themeColor="hyperlink"/>
       <w:u w:val="single"/>

--- a/Project10_Star_Analyst_Research_Plan_EN.docx
+++ b/Project10_Star_Analyst_Research_Plan_EN.docx
@@ -202,7 +202,7 @@
         </w:rPr>
         <w:fldChar w:fldCharType="separate"/>
       </w:r>
-      <w:hyperlink w:anchor="_Toc242200318" w:history="1">
+      <w:hyperlink w:anchor="_Toc242208228" w:history="1">
         <w:r>
           <w:rPr>
             <w:rStyle w:val="aff9"/>
@@ -240,7 +240,7 @@
             <w:noProof/>
             <w:webHidden/>
           </w:rPr>
-          <w:instrText>PAGEREF _Toc242200318 \h</w:instrText>
+          <w:instrText>PAGEREF _Toc242208228 \h</w:instrText>
         </w:r>
         <w:r>
           <w:rPr>
@@ -298,7 +298,7 @@
           <w14:ligatures w14:val="standardContextual"/>
         </w:rPr>
       </w:pPr>
-      <w:hyperlink w:anchor="_Toc242200319" w:history="1">
+      <w:hyperlink w:anchor="_Toc242208229" w:history="1">
         <w:r>
           <w:rPr>
             <w:rStyle w:val="aff9"/>
@@ -336,7 +336,7 @@
             <w:noProof/>
             <w:webHidden/>
           </w:rPr>
-          <w:instrText>PAGEREF _Toc242200319 \h</w:instrText>
+          <w:instrText>PAGEREF _Toc242208229 \h</w:instrText>
         </w:r>
         <w:r>
           <w:rPr>
@@ -394,7 +394,7 @@
           <w14:ligatures w14:val="standardContextual"/>
         </w:rPr>
       </w:pPr>
-      <w:hyperlink w:anchor="_Toc242200320" w:history="1">
+      <w:hyperlink w:anchor="_Toc242208230" w:history="1">
         <w:r>
           <w:rPr>
             <w:rStyle w:val="aff9"/>
@@ -432,7 +432,7 @@
             <w:noProof/>
             <w:webHidden/>
           </w:rPr>
-          <w:instrText>PAGEREF _Toc242200320 \h</w:instrText>
+          <w:instrText>PAGEREF _Toc242208230 \h</w:instrText>
         </w:r>
         <w:r>
           <w:rPr>
@@ -490,7 +490,7 @@
           <w14:ligatures w14:val="standardContextual"/>
         </w:rPr>
       </w:pPr>
-      <w:hyperlink w:anchor="_Toc242200321" w:history="1">
+      <w:hyperlink w:anchor="_Toc242208231" w:history="1">
         <w:r>
           <w:rPr>
             <w:rStyle w:val="aff9"/>
@@ -528,7 +528,7 @@
             <w:noProof/>
             <w:webHidden/>
           </w:rPr>
-          <w:instrText>PAGEREF _Toc242200321 \h</w:instrText>
+          <w:instrText>PAGEREF _Toc242208231 \h</w:instrText>
         </w:r>
         <w:r>
           <w:rPr>
@@ -586,7 +586,7 @@
           <w14:ligatures w14:val="standardContextual"/>
         </w:rPr>
       </w:pPr>
-      <w:hyperlink w:anchor="_Toc242200322" w:history="1">
+      <w:hyperlink w:anchor="_Toc242208232" w:history="1">
         <w:r>
           <w:rPr>
             <w:rStyle w:val="aff9"/>
@@ -624,7 +624,7 @@
             <w:noProof/>
             <w:webHidden/>
           </w:rPr>
-          <w:instrText>PAGEREF _Toc242200322 \h</w:instrText>
+          <w:instrText>PAGEREF _Toc242208232 \h</w:instrText>
         </w:r>
         <w:r>
           <w:rPr>
@@ -682,7 +682,7 @@
           <w14:ligatures w14:val="standardContextual"/>
         </w:rPr>
       </w:pPr>
-      <w:hyperlink w:anchor="_Toc242200323" w:history="1">
+      <w:hyperlink w:anchor="_Toc242208233" w:history="1">
         <w:r>
           <w:rPr>
             <w:rStyle w:val="aff9"/>
@@ -720,7 +720,7 @@
             <w:noProof/>
             <w:webHidden/>
           </w:rPr>
-          <w:instrText>PAGEREF _Toc242200323 \h</w:instrText>
+          <w:instrText>PAGEREF _Toc242208233 \h</w:instrText>
         </w:r>
         <w:r>
           <w:rPr>
@@ -778,7 +778,7 @@
           <w14:ligatures w14:val="standardContextual"/>
         </w:rPr>
       </w:pPr>
-      <w:hyperlink w:anchor="_Toc242200324" w:history="1">
+      <w:hyperlink w:anchor="_Toc242208234" w:history="1">
         <w:r>
           <w:rPr>
             <w:rStyle w:val="aff9"/>
@@ -816,7 +816,7 @@
             <w:noProof/>
             <w:webHidden/>
           </w:rPr>
-          <w:instrText>PAGEREF _Toc242200324 \h</w:instrText>
+          <w:instrText>PAGEREF _Toc242208234 \h</w:instrText>
         </w:r>
         <w:r>
           <w:rPr>
@@ -874,7 +874,7 @@
           <w14:ligatures w14:val="standardContextual"/>
         </w:rPr>
       </w:pPr>
-      <w:hyperlink w:anchor="_Toc242200325" w:history="1">
+      <w:hyperlink w:anchor="_Toc242208235" w:history="1">
         <w:r>
           <w:rPr>
             <w:rStyle w:val="aff9"/>
@@ -912,7 +912,7 @@
             <w:noProof/>
             <w:webHidden/>
           </w:rPr>
-          <w:instrText>PAGEREF _Toc242200325 \h</w:instrText>
+          <w:instrText>PAGEREF _Toc242208235 \h</w:instrText>
         </w:r>
         <w:r>
           <w:rPr>
@@ -970,7 +970,7 @@
           <w14:ligatures w14:val="standardContextual"/>
         </w:rPr>
       </w:pPr>
-      <w:hyperlink w:anchor="_Toc242200326" w:history="1">
+      <w:hyperlink w:anchor="_Toc242208236" w:history="1">
         <w:r>
           <w:rPr>
             <w:rStyle w:val="aff9"/>
@@ -1008,7 +1008,7 @@
             <w:noProof/>
             <w:webHidden/>
           </w:rPr>
-          <w:instrText>PAGEREF _Toc242200326 \h</w:instrText>
+          <w:instrText>PAGEREF _Toc242208236 \h</w:instrText>
         </w:r>
         <w:r>
           <w:rPr>
@@ -1066,7 +1066,7 @@
           <w14:ligatures w14:val="standardContextual"/>
         </w:rPr>
       </w:pPr>
-      <w:hyperlink w:anchor="_Toc242200327" w:history="1">
+      <w:hyperlink w:anchor="_Toc242208237" w:history="1">
         <w:r>
           <w:rPr>
             <w:rStyle w:val="aff9"/>
@@ -1104,7 +1104,7 @@
             <w:noProof/>
             <w:webHidden/>
           </w:rPr>
-          <w:instrText>PAGEREF _Toc242200327 \h</w:instrText>
+          <w:instrText>PAGEREF _Toc242208237 \h</w:instrText>
         </w:r>
         <w:r>
           <w:rPr>
@@ -1162,7 +1162,7 @@
           <w14:ligatures w14:val="standardContextual"/>
         </w:rPr>
       </w:pPr>
-      <w:hyperlink w:anchor="_Toc242200328" w:history="1">
+      <w:hyperlink w:anchor="_Toc242208238" w:history="1">
         <w:r>
           <w:rPr>
             <w:rStyle w:val="aff9"/>
@@ -1200,7 +1200,7 @@
             <w:noProof/>
             <w:webHidden/>
           </w:rPr>
-          <w:instrText>PAGEREF _Toc242200328 \h</w:instrText>
+          <w:instrText>PAGEREF _Toc242208238 \h</w:instrText>
         </w:r>
         <w:r>
           <w:rPr>
@@ -1258,7 +1258,7 @@
           <w14:ligatures w14:val="standardContextual"/>
         </w:rPr>
       </w:pPr>
-      <w:hyperlink w:anchor="_Toc242200329" w:history="1">
+      <w:hyperlink w:anchor="_Toc242208239" w:history="1">
         <w:r>
           <w:rPr>
             <w:rStyle w:val="aff9"/>
@@ -1296,7 +1296,7 @@
             <w:noProof/>
             <w:webHidden/>
           </w:rPr>
-          <w:instrText>PAGEREF _Toc242200329 \h</w:instrText>
+          <w:instrText>PAGEREF _Toc242208239 \h</w:instrText>
         </w:r>
         <w:r>
           <w:rPr>
@@ -1354,7 +1354,7 @@
           <w14:ligatures w14:val="standardContextual"/>
         </w:rPr>
       </w:pPr>
-      <w:hyperlink w:anchor="_Toc242200330" w:history="1">
+      <w:hyperlink w:anchor="_Toc242208240" w:history="1">
         <w:r>
           <w:rPr>
             <w:rStyle w:val="aff9"/>
@@ -1392,7 +1392,7 @@
             <w:noProof/>
             <w:webHidden/>
           </w:rPr>
-          <w:instrText>PAGEREF _Toc242200330 \h</w:instrText>
+          <w:instrText>PAGEREF _Toc242208240 \h</w:instrText>
         </w:r>
         <w:r>
           <w:rPr>
@@ -1450,7 +1450,7 @@
           <w14:ligatures w14:val="standardContextual"/>
         </w:rPr>
       </w:pPr>
-      <w:hyperlink w:anchor="_Toc242200331" w:history="1">
+      <w:hyperlink w:anchor="_Toc242208241" w:history="1">
         <w:r>
           <w:rPr>
             <w:rStyle w:val="aff9"/>
@@ -1488,7 +1488,7 @@
             <w:noProof/>
             <w:webHidden/>
           </w:rPr>
-          <w:instrText>PAGEREF _Toc242200331 \h</w:instrText>
+          <w:instrText>PAGEREF _Toc242208241 \h</w:instrText>
         </w:r>
         <w:r>
           <w:rPr>
@@ -1543,7 +1543,7 @@
         <w:pStyle w:val="1"/>
         <w:spacing w:before="280" w:after="120"/>
       </w:pPr>
-      <w:bookmarkStart w:id="0" w:name="_Toc242200318"/>
+      <w:bookmarkStart w:id="0" w:name="_Toc242208228"/>
       <w:r>
         <w:rPr>
           <w:rFonts w:ascii="Times New Roman" w:eastAsia="Arial" w:hAnsi="Times New Roman"/>
@@ -1992,7 +1992,7 @@
         <w:pStyle w:val="1"/>
         <w:spacing w:before="280" w:after="120"/>
       </w:pPr>
-      <w:bookmarkStart w:id="1" w:name="_Toc242200319"/>
+      <w:bookmarkStart w:id="1" w:name="_Toc242208229"/>
       <w:r>
         <w:rPr>
           <w:rFonts w:ascii="Times New Roman" w:eastAsia="Arial" w:hAnsi="Times New Roman"/>
@@ -2040,7 +2040,7 @@
         <w:pStyle w:val="1"/>
         <w:spacing w:before="280" w:after="120"/>
       </w:pPr>
-      <w:bookmarkStart w:id="2" w:name="_Toc242200320"/>
+      <w:bookmarkStart w:id="2" w:name="_Toc242208230"/>
       <w:r>
         <w:rPr>
           <w:rFonts w:ascii="Times New Roman" w:eastAsia="Arial" w:hAnsi="Times New Roman"/>
@@ -2460,7 +2460,7 @@
         <w:pStyle w:val="1"/>
         <w:spacing w:before="280" w:after="120"/>
       </w:pPr>
-      <w:bookmarkStart w:id="3" w:name="_Toc242200321"/>
+      <w:bookmarkStart w:id="3" w:name="_Toc242208231"/>
       <w:r>
         <w:rPr>
           <w:rFonts w:ascii="Times New Roman" w:eastAsia="Arial" w:hAnsi="Times New Roman"/>
@@ -2967,7 +2967,7 @@
         <w:pStyle w:val="1"/>
         <w:spacing w:before="280" w:after="120"/>
       </w:pPr>
-      <w:bookmarkStart w:id="4" w:name="_Toc242200322"/>
+      <w:bookmarkStart w:id="4" w:name="_Toc242208232"/>
       <w:r>
         <w:rPr>
           <w:rFonts w:ascii="Times New Roman" w:eastAsia="Arial" w:hAnsi="Times New Roman"/>
@@ -3098,7 +3098,7 @@
                 <w:color w:val="000000"/>
                 <w:sz w:val="21"/>
               </w:rPr>
-              <w:t>1 if the analyst is in the New Fortune Best Analyst list in force at the report date</w:t>
+              <w:t>1 if the analyst is in the New Fortune Best Analyst list of the event year, with 2018 inheriting the 2017 list</w:t>
             </w:r>
           </w:p>
         </w:tc>
@@ -3421,7 +3421,7 @@
         <w:pStyle w:val="1"/>
         <w:spacing w:before="280" w:after="120"/>
       </w:pPr>
-      <w:bookmarkStart w:id="5" w:name="_Toc242200323"/>
+      <w:bookmarkStart w:id="5" w:name="_Toc242208233"/>
       <w:r>
         <w:rPr>
           <w:rFonts w:ascii="Times New Roman" w:eastAsia="Arial" w:hAnsi="Times New Roman"/>
@@ -3593,7 +3593,7 @@
         <w:pStyle w:val="1"/>
         <w:spacing w:before="280" w:after="120"/>
       </w:pPr>
-      <w:bookmarkStart w:id="6" w:name="_Toc242200324"/>
+      <w:bookmarkStart w:id="6" w:name="_Toc242208234"/>
       <w:r>
         <w:rPr>
           <w:rFonts w:ascii="Times New Roman" w:eastAsia="Arial" w:hAnsi="Times New Roman"/>
@@ -3799,7 +3799,7 @@
         <w:pStyle w:val="1"/>
         <w:spacing w:before="280" w:after="120"/>
       </w:pPr>
-      <w:bookmarkStart w:id="7" w:name="_Toc242200325"/>
+      <w:bookmarkStart w:id="7" w:name="_Toc242208235"/>
       <w:r>
         <w:rPr>
           <w:rFonts w:ascii="Times New Roman" w:eastAsia="Arial" w:hAnsi="Times New Roman"/>
@@ -3943,7 +3943,7 @@
         <w:pStyle w:val="1"/>
         <w:spacing w:before="280" w:after="120"/>
       </w:pPr>
-      <w:bookmarkStart w:id="8" w:name="_Toc242200326"/>
+      <w:bookmarkStart w:id="8" w:name="_Toc242208236"/>
       <w:r>
         <w:rPr>
           <w:rFonts w:ascii="Times New Roman" w:eastAsia="Arial" w:hAnsi="Times New Roman"/>
@@ -4252,7 +4252,7 @@
         <w:pStyle w:val="1"/>
         <w:spacing w:before="280" w:after="120"/>
       </w:pPr>
-      <w:bookmarkStart w:id="9" w:name="_Toc242200327"/>
+      <w:bookmarkStart w:id="9" w:name="_Toc242208237"/>
       <w:r>
         <w:rPr>
           <w:rFonts w:ascii="Times New Roman" w:eastAsia="Arial" w:hAnsi="Times New Roman"/>
@@ -4348,7 +4348,7 @@
         <w:pStyle w:val="1"/>
         <w:spacing w:before="280" w:after="120"/>
       </w:pPr>
-      <w:bookmarkStart w:id="10" w:name="_Toc242200328"/>
+      <w:bookmarkStart w:id="10" w:name="_Toc242208238"/>
       <w:r>
         <w:rPr>
           <w:rFonts w:ascii="Times New Roman" w:eastAsia="Arial" w:hAnsi="Times New Roman"/>
@@ -4454,7 +4454,7 @@
         <w:pStyle w:val="1"/>
         <w:spacing w:before="280" w:after="120"/>
       </w:pPr>
-      <w:bookmarkStart w:id="11" w:name="_Toc242200329"/>
+      <w:bookmarkStart w:id="11" w:name="_Toc242208239"/>
       <w:r>
         <w:rPr>
           <w:rFonts w:ascii="Times New Roman" w:eastAsia="Arial" w:hAnsi="Times New Roman"/>
@@ -4619,7 +4619,7 @@
         <w:pStyle w:val="1"/>
         <w:spacing w:before="280" w:after="120"/>
       </w:pPr>
-      <w:bookmarkStart w:id="12" w:name="_Toc242200330"/>
+      <w:bookmarkStart w:id="12" w:name="_Toc242208240"/>
       <w:r>
         <w:rPr>
           <w:rFonts w:ascii="Times New Roman" w:eastAsia="Arial" w:hAnsi="Times New Roman"/>
@@ -4857,7 +4857,7 @@
         <w:pStyle w:val="1"/>
         <w:spacing w:before="280" w:after="120"/>
       </w:pPr>
-      <w:bookmarkStart w:id="13" w:name="_Toc242200331"/>
+      <w:bookmarkStart w:id="13" w:name="_Toc242208241"/>
       <w:r>
         <w:rPr>
           <w:rFonts w:ascii="Times New Roman" w:eastAsia="Arial" w:hAnsi="Times New Roman"/>
@@ -5616,31 +5616,31 @@
       </w:rPr>
     </w:lvl>
   </w:abstractNum>
-  <w:num w:numId="1" w16cid:durableId="816149158">
+  <w:num w:numId="1" w16cid:durableId="445391548">
     <w:abstractNumId w:val="8"/>
   </w:num>
-  <w:num w:numId="2" w16cid:durableId="586160746">
+  <w:num w:numId="2" w16cid:durableId="640159101">
     <w:abstractNumId w:val="6"/>
   </w:num>
-  <w:num w:numId="3" w16cid:durableId="231081839">
+  <w:num w:numId="3" w16cid:durableId="828786945">
     <w:abstractNumId w:val="5"/>
   </w:num>
-  <w:num w:numId="4" w16cid:durableId="2006009813">
+  <w:num w:numId="4" w16cid:durableId="822543364">
     <w:abstractNumId w:val="4"/>
   </w:num>
-  <w:num w:numId="5" w16cid:durableId="2049793999">
+  <w:num w:numId="5" w16cid:durableId="1179348027">
     <w:abstractNumId w:val="7"/>
   </w:num>
-  <w:num w:numId="6" w16cid:durableId="761075038">
+  <w:num w:numId="6" w16cid:durableId="1933466661">
     <w:abstractNumId w:val="3"/>
   </w:num>
-  <w:num w:numId="7" w16cid:durableId="939029198">
+  <w:num w:numId="7" w16cid:durableId="717703325">
     <w:abstractNumId w:val="2"/>
   </w:num>
-  <w:num w:numId="8" w16cid:durableId="1860199573">
+  <w:num w:numId="8" w16cid:durableId="115029674">
     <w:abstractNumId w:val="1"/>
   </w:num>
-  <w:num w:numId="9" w16cid:durableId="1152216783">
+  <w:num w:numId="9" w16cid:durableId="1135753254">
     <w:abstractNumId w:val="0"/>
   </w:num>
 </w:numbering>
@@ -17039,14 +17039,14 @@
     <w:autoRedefine/>
     <w:uiPriority w:val="39"/>
     <w:unhideWhenUsed/>
-    <w:rsid w:val="00452AB0"/>
+    <w:rsid w:val="00B61236"/>
   </w:style>
   <w:style w:type="character" w:styleId="aff9">
     <w:name w:val="Hyperlink"/>
     <w:basedOn w:val="a2"/>
     <w:uiPriority w:val="99"/>
     <w:unhideWhenUsed/>
-    <w:rsid w:val="00452AB0"/>
+    <w:rsid w:val="00B61236"/>
     <w:rPr>
       <w:color w:val="0000FF" w:themeColor="hyperlink"/>
       <w:u w:val="single"/>

--- a/Project10_Star_Analyst_Research_Plan_EN.docx
+++ b/Project10_Star_Analyst_Research_Plan_EN.docx
@@ -202,7 +202,7 @@
         </w:rPr>
         <w:fldChar w:fldCharType="separate"/>
       </w:r>
-      <w:hyperlink w:anchor="_Toc242208228" w:history="1">
+      <w:hyperlink w:anchor="_Toc242212710" w:history="1">
         <w:r>
           <w:rPr>
             <w:rStyle w:val="aff9"/>
@@ -240,7 +240,7 @@
             <w:noProof/>
             <w:webHidden/>
           </w:rPr>
-          <w:instrText>PAGEREF _Toc242208228 \h</w:instrText>
+          <w:instrText>PAGEREF _Toc242212710 \h</w:instrText>
         </w:r>
         <w:r>
           <w:rPr>
@@ -298,7 +298,7 @@
           <w14:ligatures w14:val="standardContextual"/>
         </w:rPr>
       </w:pPr>
-      <w:hyperlink w:anchor="_Toc242208229" w:history="1">
+      <w:hyperlink w:anchor="_Toc242212711" w:history="1">
         <w:r>
           <w:rPr>
             <w:rStyle w:val="aff9"/>
@@ -336,7 +336,7 @@
             <w:noProof/>
             <w:webHidden/>
           </w:rPr>
-          <w:instrText>PAGEREF _Toc242208229 \h</w:instrText>
+          <w:instrText>PAGEREF _Toc242212711 \h</w:instrText>
         </w:r>
         <w:r>
           <w:rPr>
@@ -394,7 +394,7 @@
           <w14:ligatures w14:val="standardContextual"/>
         </w:rPr>
       </w:pPr>
-      <w:hyperlink w:anchor="_Toc242208230" w:history="1">
+      <w:hyperlink w:anchor="_Toc242212712" w:history="1">
         <w:r>
           <w:rPr>
             <w:rStyle w:val="aff9"/>
@@ -432,7 +432,7 @@
             <w:noProof/>
             <w:webHidden/>
           </w:rPr>
-          <w:instrText>PAGEREF _Toc242208230 \h</w:instrText>
+          <w:instrText>PAGEREF _Toc242212712 \h</w:instrText>
         </w:r>
         <w:r>
           <w:rPr>
@@ -490,7 +490,7 @@
           <w14:ligatures w14:val="standardContextual"/>
         </w:rPr>
       </w:pPr>
-      <w:hyperlink w:anchor="_Toc242208231" w:history="1">
+      <w:hyperlink w:anchor="_Toc242212713" w:history="1">
         <w:r>
           <w:rPr>
             <w:rStyle w:val="aff9"/>
@@ -528,7 +528,7 @@
             <w:noProof/>
             <w:webHidden/>
           </w:rPr>
-          <w:instrText>PAGEREF _Toc242208231 \h</w:instrText>
+          <w:instrText>PAGEREF _Toc242212713 \h</w:instrText>
         </w:r>
         <w:r>
           <w:rPr>
@@ -586,7 +586,7 @@
           <w14:ligatures w14:val="standardContextual"/>
         </w:rPr>
       </w:pPr>
-      <w:hyperlink w:anchor="_Toc242208232" w:history="1">
+      <w:hyperlink w:anchor="_Toc242212714" w:history="1">
         <w:r>
           <w:rPr>
             <w:rStyle w:val="aff9"/>
@@ -624,7 +624,7 @@
             <w:noProof/>
             <w:webHidden/>
           </w:rPr>
-          <w:instrText>PAGEREF _Toc242208232 \h</w:instrText>
+          <w:instrText>PAGEREF _Toc242212714 \h</w:instrText>
         </w:r>
         <w:r>
           <w:rPr>
@@ -682,7 +682,7 @@
           <w14:ligatures w14:val="standardContextual"/>
         </w:rPr>
       </w:pPr>
-      <w:hyperlink w:anchor="_Toc242208233" w:history="1">
+      <w:hyperlink w:anchor="_Toc242212715" w:history="1">
         <w:r>
           <w:rPr>
             <w:rStyle w:val="aff9"/>
@@ -720,7 +720,7 @@
             <w:noProof/>
             <w:webHidden/>
           </w:rPr>
-          <w:instrText>PAGEREF _Toc242208233 \h</w:instrText>
+          <w:instrText>PAGEREF _Toc242212715 \h</w:instrText>
         </w:r>
         <w:r>
           <w:rPr>
@@ -778,7 +778,7 @@
           <w14:ligatures w14:val="standardContextual"/>
         </w:rPr>
       </w:pPr>
-      <w:hyperlink w:anchor="_Toc242208234" w:history="1">
+      <w:hyperlink w:anchor="_Toc242212716" w:history="1">
         <w:r>
           <w:rPr>
             <w:rStyle w:val="aff9"/>
@@ -816,7 +816,7 @@
             <w:noProof/>
             <w:webHidden/>
           </w:rPr>
-          <w:instrText>PAGEREF _Toc242208234 \h</w:instrText>
+          <w:instrText>PAGEREF _Toc242212716 \h</w:instrText>
         </w:r>
         <w:r>
           <w:rPr>
@@ -874,7 +874,7 @@
           <w14:ligatures w14:val="standardContextual"/>
         </w:rPr>
       </w:pPr>
-      <w:hyperlink w:anchor="_Toc242208235" w:history="1">
+      <w:hyperlink w:anchor="_Toc242212717" w:history="1">
         <w:r>
           <w:rPr>
             <w:rStyle w:val="aff9"/>
@@ -912,7 +912,7 @@
             <w:noProof/>
             <w:webHidden/>
           </w:rPr>
-          <w:instrText>PAGEREF _Toc242208235 \h</w:instrText>
+          <w:instrText>PAGEREF _Toc242212717 \h</w:instrText>
         </w:r>
         <w:r>
           <w:rPr>
@@ -970,7 +970,7 @@
           <w14:ligatures w14:val="standardContextual"/>
         </w:rPr>
       </w:pPr>
-      <w:hyperlink w:anchor="_Toc242208236" w:history="1">
+      <w:hyperlink w:anchor="_Toc242212718" w:history="1">
         <w:r>
           <w:rPr>
             <w:rStyle w:val="aff9"/>
@@ -1008,7 +1008,7 @@
             <w:noProof/>
             <w:webHidden/>
           </w:rPr>
-          <w:instrText>PAGEREF _Toc242208236 \h</w:instrText>
+          <w:instrText>PAGEREF _Toc242212718 \h</w:instrText>
         </w:r>
         <w:r>
           <w:rPr>
@@ -1066,7 +1066,7 @@
           <w14:ligatures w14:val="standardContextual"/>
         </w:rPr>
       </w:pPr>
-      <w:hyperlink w:anchor="_Toc242208237" w:history="1">
+      <w:hyperlink w:anchor="_Toc242212719" w:history="1">
         <w:r>
           <w:rPr>
             <w:rStyle w:val="aff9"/>
@@ -1104,7 +1104,7 @@
             <w:noProof/>
             <w:webHidden/>
           </w:rPr>
-          <w:instrText>PAGEREF _Toc242208237 \h</w:instrText>
+          <w:instrText>PAGEREF _Toc242212719 \h</w:instrText>
         </w:r>
         <w:r>
           <w:rPr>
@@ -1162,7 +1162,7 @@
           <w14:ligatures w14:val="standardContextual"/>
         </w:rPr>
       </w:pPr>
-      <w:hyperlink w:anchor="_Toc242208238" w:history="1">
+      <w:hyperlink w:anchor="_Toc242212720" w:history="1">
         <w:r>
           <w:rPr>
             <w:rStyle w:val="aff9"/>
@@ -1200,7 +1200,7 @@
             <w:noProof/>
             <w:webHidden/>
           </w:rPr>
-          <w:instrText>PAGEREF _Toc242208238 \h</w:instrText>
+          <w:instrText>PAGEREF _Toc242212720 \h</w:instrText>
         </w:r>
         <w:r>
           <w:rPr>
@@ -1258,7 +1258,7 @@
           <w14:ligatures w14:val="standardContextual"/>
         </w:rPr>
       </w:pPr>
-      <w:hyperlink w:anchor="_Toc242208239" w:history="1">
+      <w:hyperlink w:anchor="_Toc242212721" w:history="1">
         <w:r>
           <w:rPr>
             <w:rStyle w:val="aff9"/>
@@ -1296,7 +1296,7 @@
             <w:noProof/>
             <w:webHidden/>
           </w:rPr>
-          <w:instrText>PAGEREF _Toc242208239 \h</w:instrText>
+          <w:instrText>PAGEREF _Toc242212721 \h</w:instrText>
         </w:r>
         <w:r>
           <w:rPr>
@@ -1354,7 +1354,7 @@
           <w14:ligatures w14:val="standardContextual"/>
         </w:rPr>
       </w:pPr>
-      <w:hyperlink w:anchor="_Toc242208240" w:history="1">
+      <w:hyperlink w:anchor="_Toc242212722" w:history="1">
         <w:r>
           <w:rPr>
             <w:rStyle w:val="aff9"/>
@@ -1392,7 +1392,7 @@
             <w:noProof/>
             <w:webHidden/>
           </w:rPr>
-          <w:instrText>PAGEREF _Toc242208240 \h</w:instrText>
+          <w:instrText>PAGEREF _Toc242212722 \h</w:instrText>
         </w:r>
         <w:r>
           <w:rPr>
@@ -1450,7 +1450,7 @@
           <w14:ligatures w14:val="standardContextual"/>
         </w:rPr>
       </w:pPr>
-      <w:hyperlink w:anchor="_Toc242208241" w:history="1">
+      <w:hyperlink w:anchor="_Toc242212723" w:history="1">
         <w:r>
           <w:rPr>
             <w:rStyle w:val="aff9"/>
@@ -1488,7 +1488,7 @@
             <w:noProof/>
             <w:webHidden/>
           </w:rPr>
-          <w:instrText>PAGEREF _Toc242208241 \h</w:instrText>
+          <w:instrText>PAGEREF _Toc242212723 \h</w:instrText>
         </w:r>
         <w:r>
           <w:rPr>
@@ -1543,7 +1543,7 @@
         <w:pStyle w:val="1"/>
         <w:spacing w:before="280" w:after="120"/>
       </w:pPr>
-      <w:bookmarkStart w:id="0" w:name="_Toc242208228"/>
+      <w:bookmarkStart w:id="0" w:name="_Toc242212710"/>
       <w:r>
         <w:rPr>
           <w:rFonts w:ascii="Times New Roman" w:eastAsia="Arial" w:hAnsi="Times New Roman"/>
@@ -1992,7 +1992,7 @@
         <w:pStyle w:val="1"/>
         <w:spacing w:before="280" w:after="120"/>
       </w:pPr>
-      <w:bookmarkStart w:id="1" w:name="_Toc242208229"/>
+      <w:bookmarkStart w:id="1" w:name="_Toc242212711"/>
       <w:r>
         <w:rPr>
           <w:rFonts w:ascii="Times New Roman" w:eastAsia="Arial" w:hAnsi="Times New Roman"/>
@@ -2040,7 +2040,7 @@
         <w:pStyle w:val="1"/>
         <w:spacing w:before="280" w:after="120"/>
       </w:pPr>
-      <w:bookmarkStart w:id="2" w:name="_Toc242208230"/>
+      <w:bookmarkStart w:id="2" w:name="_Toc242212712"/>
       <w:r>
         <w:rPr>
           <w:rFonts w:ascii="Times New Roman" w:eastAsia="Arial" w:hAnsi="Times New Roman"/>
@@ -2460,7 +2460,7 @@
         <w:pStyle w:val="1"/>
         <w:spacing w:before="280" w:after="120"/>
       </w:pPr>
-      <w:bookmarkStart w:id="3" w:name="_Toc242208231"/>
+      <w:bookmarkStart w:id="3" w:name="_Toc242212713"/>
       <w:r>
         <w:rPr>
           <w:rFonts w:ascii="Times New Roman" w:eastAsia="Arial" w:hAnsi="Times New Roman"/>
@@ -2967,7 +2967,7 @@
         <w:pStyle w:val="1"/>
         <w:spacing w:before="280" w:after="120"/>
       </w:pPr>
-      <w:bookmarkStart w:id="4" w:name="_Toc242208232"/>
+      <w:bookmarkStart w:id="4" w:name="_Toc242212714"/>
       <w:r>
         <w:rPr>
           <w:rFonts w:ascii="Times New Roman" w:eastAsia="Arial" w:hAnsi="Times New Roman"/>
@@ -3305,15 +3305,15 @@
         <w:rPr>
           <w:color w:val="000000"/>
         </w:rPr>
-        <w:t xml:space="preserve"> for 2,767 of 20,980 events (13.2%), and the share is stable across years:</w:t>
-      </w:r>
-    </w:p>
-    <w:p>
-      <w:r>
-        <w:rPr>
-          <w:color w:val="000000"/>
-        </w:rPr>
-        <w:t>13.4%, 14.3%, 13.5%, 13.6%, 13.6%, 11.8%, 11.6% for 2018-2024.</w:t>
+        <w:t xml:space="preserve"> for 2,772 of 20,980 events (13.2%), and the share is stable across years:</w:t>
+      </w:r>
+    </w:p>
+    <w:p>
+      <w:r>
+        <w:rPr>
+          <w:color w:val="000000"/>
+        </w:rPr>
+        <w:t>13.4%, 14.5%, 13.5%, 13.6%, 13.6%, 11.8%, 11.6% for 2018-2024.</w:t>
       </w:r>
     </w:p>
     <w:p>
@@ -3421,7 +3421,7 @@
         <w:pStyle w:val="1"/>
         <w:spacing w:before="280" w:after="120"/>
       </w:pPr>
-      <w:bookmarkStart w:id="5" w:name="_Toc242208233"/>
+      <w:bookmarkStart w:id="5" w:name="_Toc242212715"/>
       <w:r>
         <w:rPr>
           <w:rFonts w:ascii="Times New Roman" w:eastAsia="Arial" w:hAnsi="Times New Roman"/>
@@ -3593,7 +3593,7 @@
         <w:pStyle w:val="1"/>
         <w:spacing w:before="280" w:after="120"/>
       </w:pPr>
-      <w:bookmarkStart w:id="6" w:name="_Toc242208234"/>
+      <w:bookmarkStart w:id="6" w:name="_Toc242212716"/>
       <w:r>
         <w:rPr>
           <w:rFonts w:ascii="Times New Roman" w:eastAsia="Arial" w:hAnsi="Times New Roman"/>
@@ -3799,7 +3799,7 @@
         <w:pStyle w:val="1"/>
         <w:spacing w:before="280" w:after="120"/>
       </w:pPr>
-      <w:bookmarkStart w:id="7" w:name="_Toc242208235"/>
+      <w:bookmarkStart w:id="7" w:name="_Toc242212717"/>
       <w:r>
         <w:rPr>
           <w:rFonts w:ascii="Times New Roman" w:eastAsia="Arial" w:hAnsi="Times New Roman"/>
@@ -3943,7 +3943,7 @@
         <w:pStyle w:val="1"/>
         <w:spacing w:before="280" w:after="120"/>
       </w:pPr>
-      <w:bookmarkStart w:id="8" w:name="_Toc242208236"/>
+      <w:bookmarkStart w:id="8" w:name="_Toc242212718"/>
       <w:r>
         <w:rPr>
           <w:rFonts w:ascii="Times New Roman" w:eastAsia="Arial" w:hAnsi="Times New Roman"/>
@@ -4252,7 +4252,7 @@
         <w:pStyle w:val="1"/>
         <w:spacing w:before="280" w:after="120"/>
       </w:pPr>
-      <w:bookmarkStart w:id="9" w:name="_Toc242208237"/>
+      <w:bookmarkStart w:id="9" w:name="_Toc242212719"/>
       <w:r>
         <w:rPr>
           <w:rFonts w:ascii="Times New Roman" w:eastAsia="Arial" w:hAnsi="Times New Roman"/>
@@ -4348,7 +4348,7 @@
         <w:pStyle w:val="1"/>
         <w:spacing w:before="280" w:after="120"/>
       </w:pPr>
-      <w:bookmarkStart w:id="10" w:name="_Toc242208238"/>
+      <w:bookmarkStart w:id="10" w:name="_Toc242212720"/>
       <w:r>
         <w:rPr>
           <w:rFonts w:ascii="Times New Roman" w:eastAsia="Arial" w:hAnsi="Times New Roman"/>
@@ -4454,7 +4454,7 @@
         <w:pStyle w:val="1"/>
         <w:spacing w:before="280" w:after="120"/>
       </w:pPr>
-      <w:bookmarkStart w:id="11" w:name="_Toc242208239"/>
+      <w:bookmarkStart w:id="11" w:name="_Toc242212721"/>
       <w:r>
         <w:rPr>
           <w:rFonts w:ascii="Times New Roman" w:eastAsia="Arial" w:hAnsi="Times New Roman"/>
@@ -4619,7 +4619,7 @@
         <w:pStyle w:val="1"/>
         <w:spacing w:before="280" w:after="120"/>
       </w:pPr>
-      <w:bookmarkStart w:id="12" w:name="_Toc242208240"/>
+      <w:bookmarkStart w:id="12" w:name="_Toc242212722"/>
       <w:r>
         <w:rPr>
           <w:rFonts w:ascii="Times New Roman" w:eastAsia="Arial" w:hAnsi="Times New Roman"/>
@@ -4857,7 +4857,7 @@
         <w:pStyle w:val="1"/>
         <w:spacing w:before="280" w:after="120"/>
       </w:pPr>
-      <w:bookmarkStart w:id="13" w:name="_Toc242208241"/>
+      <w:bookmarkStart w:id="13" w:name="_Toc242212723"/>
       <w:r>
         <w:rPr>
           <w:rFonts w:ascii="Times New Roman" w:eastAsia="Arial" w:hAnsi="Times New Roman"/>
@@ -5616,31 +5616,31 @@
       </w:rPr>
     </w:lvl>
   </w:abstractNum>
-  <w:num w:numId="1" w16cid:durableId="445391548">
+  <w:num w:numId="1" w16cid:durableId="1242059289">
     <w:abstractNumId w:val="8"/>
   </w:num>
-  <w:num w:numId="2" w16cid:durableId="640159101">
+  <w:num w:numId="2" w16cid:durableId="1891184388">
     <w:abstractNumId w:val="6"/>
   </w:num>
-  <w:num w:numId="3" w16cid:durableId="828786945">
+  <w:num w:numId="3" w16cid:durableId="673921128">
     <w:abstractNumId w:val="5"/>
   </w:num>
-  <w:num w:numId="4" w16cid:durableId="822543364">
+  <w:num w:numId="4" w16cid:durableId="1470284">
     <w:abstractNumId w:val="4"/>
   </w:num>
-  <w:num w:numId="5" w16cid:durableId="1179348027">
+  <w:num w:numId="5" w16cid:durableId="568660394">
     <w:abstractNumId w:val="7"/>
   </w:num>
-  <w:num w:numId="6" w16cid:durableId="1933466661">
+  <w:num w:numId="6" w16cid:durableId="1916628515">
     <w:abstractNumId w:val="3"/>
   </w:num>
-  <w:num w:numId="7" w16cid:durableId="717703325">
+  <w:num w:numId="7" w16cid:durableId="587809677">
     <w:abstractNumId w:val="2"/>
   </w:num>
-  <w:num w:numId="8" w16cid:durableId="115029674">
+  <w:num w:numId="8" w16cid:durableId="657151575">
     <w:abstractNumId w:val="1"/>
   </w:num>
-  <w:num w:numId="9" w16cid:durableId="1135753254">
+  <w:num w:numId="9" w16cid:durableId="834802221">
     <w:abstractNumId w:val="0"/>
   </w:num>
 </w:numbering>
@@ -17039,14 +17039,14 @@
     <w:autoRedefine/>
     <w:uiPriority w:val="39"/>
     <w:unhideWhenUsed/>
-    <w:rsid w:val="00B61236"/>
+    <w:rsid w:val="00005226"/>
   </w:style>
   <w:style w:type="character" w:styleId="aff9">
     <w:name w:val="Hyperlink"/>
     <w:basedOn w:val="a2"/>
     <w:uiPriority w:val="99"/>
     <w:unhideWhenUsed/>
-    <w:rsid w:val="00B61236"/>
+    <w:rsid w:val="00005226"/>
     <w:rPr>
       <w:color w:val="0000FF" w:themeColor="hyperlink"/>
       <w:u w:val="single"/>

--- a/Project10_Star_Analyst_Research_Plan_EN.docx
+++ b/Project10_Star_Analyst_Research_Plan_EN.docx
@@ -202,7 +202,7 @@
         </w:rPr>
         <w:fldChar w:fldCharType="separate"/>
       </w:r>
-      <w:hyperlink w:anchor="_Toc242212710" w:history="1">
+      <w:hyperlink w:anchor="_Toc242214365" w:history="1">
         <w:r>
           <w:rPr>
             <w:rStyle w:val="aff9"/>
@@ -240,7 +240,7 @@
             <w:noProof/>
             <w:webHidden/>
           </w:rPr>
-          <w:instrText>PAGEREF _Toc242212710 \h</w:instrText>
+          <w:instrText>PAGEREF _Toc242214365 \h</w:instrText>
         </w:r>
         <w:r>
           <w:rPr>
@@ -298,7 +298,7 @@
           <w14:ligatures w14:val="standardContextual"/>
         </w:rPr>
       </w:pPr>
-      <w:hyperlink w:anchor="_Toc242212711" w:history="1">
+      <w:hyperlink w:anchor="_Toc242214366" w:history="1">
         <w:r>
           <w:rPr>
             <w:rStyle w:val="aff9"/>
@@ -336,7 +336,7 @@
             <w:noProof/>
             <w:webHidden/>
           </w:rPr>
-          <w:instrText>PAGEREF _Toc242212711 \h</w:instrText>
+          <w:instrText>PAGEREF _Toc242214366 \h</w:instrText>
         </w:r>
         <w:r>
           <w:rPr>
@@ -394,7 +394,7 @@
           <w14:ligatures w14:val="standardContextual"/>
         </w:rPr>
       </w:pPr>
-      <w:hyperlink w:anchor="_Toc242212712" w:history="1">
+      <w:hyperlink w:anchor="_Toc242214367" w:history="1">
         <w:r>
           <w:rPr>
             <w:rStyle w:val="aff9"/>
@@ -432,7 +432,7 @@
             <w:noProof/>
             <w:webHidden/>
           </w:rPr>
-          <w:instrText>PAGEREF _Toc242212712 \h</w:instrText>
+          <w:instrText>PAGEREF _Toc242214367 \h</w:instrText>
         </w:r>
         <w:r>
           <w:rPr>
@@ -490,7 +490,7 @@
           <w14:ligatures w14:val="standardContextual"/>
         </w:rPr>
       </w:pPr>
-      <w:hyperlink w:anchor="_Toc242212713" w:history="1">
+      <w:hyperlink w:anchor="_Toc242214368" w:history="1">
         <w:r>
           <w:rPr>
             <w:rStyle w:val="aff9"/>
@@ -528,7 +528,7 @@
             <w:noProof/>
             <w:webHidden/>
           </w:rPr>
-          <w:instrText>PAGEREF _Toc242212713 \h</w:instrText>
+          <w:instrText>PAGEREF _Toc242214368 \h</w:instrText>
         </w:r>
         <w:r>
           <w:rPr>
@@ -586,7 +586,7 @@
           <w14:ligatures w14:val="standardContextual"/>
         </w:rPr>
       </w:pPr>
-      <w:hyperlink w:anchor="_Toc242212714" w:history="1">
+      <w:hyperlink w:anchor="_Toc242214369" w:history="1">
         <w:r>
           <w:rPr>
             <w:rStyle w:val="aff9"/>
@@ -624,7 +624,7 @@
             <w:noProof/>
             <w:webHidden/>
           </w:rPr>
-          <w:instrText>PAGEREF _Toc242212714 \h</w:instrText>
+          <w:instrText>PAGEREF _Toc242214369 \h</w:instrText>
         </w:r>
         <w:r>
           <w:rPr>
@@ -682,7 +682,7 @@
           <w14:ligatures w14:val="standardContextual"/>
         </w:rPr>
       </w:pPr>
-      <w:hyperlink w:anchor="_Toc242212715" w:history="1">
+      <w:hyperlink w:anchor="_Toc242214370" w:history="1">
         <w:r>
           <w:rPr>
             <w:rStyle w:val="aff9"/>
@@ -720,7 +720,7 @@
             <w:noProof/>
             <w:webHidden/>
           </w:rPr>
-          <w:instrText>PAGEREF _Toc242212715 \h</w:instrText>
+          <w:instrText>PAGEREF _Toc242214370 \h</w:instrText>
         </w:r>
         <w:r>
           <w:rPr>
@@ -778,7 +778,7 @@
           <w14:ligatures w14:val="standardContextual"/>
         </w:rPr>
       </w:pPr>
-      <w:hyperlink w:anchor="_Toc242212716" w:history="1">
+      <w:hyperlink w:anchor="_Toc242214371" w:history="1">
         <w:r>
           <w:rPr>
             <w:rStyle w:val="aff9"/>
@@ -816,7 +816,7 @@
             <w:noProof/>
             <w:webHidden/>
           </w:rPr>
-          <w:instrText>PAGEREF _Toc242212716 \h</w:instrText>
+          <w:instrText>PAGEREF _Toc242214371 \h</w:instrText>
         </w:r>
         <w:r>
           <w:rPr>
@@ -874,7 +874,7 @@
           <w14:ligatures w14:val="standardContextual"/>
         </w:rPr>
       </w:pPr>
-      <w:hyperlink w:anchor="_Toc242212717" w:history="1">
+      <w:hyperlink w:anchor="_Toc242214372" w:history="1">
         <w:r>
           <w:rPr>
             <w:rStyle w:val="aff9"/>
@@ -912,7 +912,7 @@
             <w:noProof/>
             <w:webHidden/>
           </w:rPr>
-          <w:instrText>PAGEREF _Toc242212717 \h</w:instrText>
+          <w:instrText>PAGEREF _Toc242214372 \h</w:instrText>
         </w:r>
         <w:r>
           <w:rPr>
@@ -970,7 +970,7 @@
           <w14:ligatures w14:val="standardContextual"/>
         </w:rPr>
       </w:pPr>
-      <w:hyperlink w:anchor="_Toc242212718" w:history="1">
+      <w:hyperlink w:anchor="_Toc242214373" w:history="1">
         <w:r>
           <w:rPr>
             <w:rStyle w:val="aff9"/>
@@ -1008,7 +1008,7 @@
             <w:noProof/>
             <w:webHidden/>
           </w:rPr>
-          <w:instrText>PAGEREF _Toc242212718 \h</w:instrText>
+          <w:instrText>PAGEREF _Toc242214373 \h</w:instrText>
         </w:r>
         <w:r>
           <w:rPr>
@@ -1066,7 +1066,7 @@
           <w14:ligatures w14:val="standardContextual"/>
         </w:rPr>
       </w:pPr>
-      <w:hyperlink w:anchor="_Toc242212719" w:history="1">
+      <w:hyperlink w:anchor="_Toc242214374" w:history="1">
         <w:r>
           <w:rPr>
             <w:rStyle w:val="aff9"/>
@@ -1104,7 +1104,7 @@
             <w:noProof/>
             <w:webHidden/>
           </w:rPr>
-          <w:instrText>PAGEREF _Toc242212719 \h</w:instrText>
+          <w:instrText>PAGEREF _Toc242214374 \h</w:instrText>
         </w:r>
         <w:r>
           <w:rPr>
@@ -1162,7 +1162,7 @@
           <w14:ligatures w14:val="standardContextual"/>
         </w:rPr>
       </w:pPr>
-      <w:hyperlink w:anchor="_Toc242212720" w:history="1">
+      <w:hyperlink w:anchor="_Toc242214375" w:history="1">
         <w:r>
           <w:rPr>
             <w:rStyle w:val="aff9"/>
@@ -1200,7 +1200,7 @@
             <w:noProof/>
             <w:webHidden/>
           </w:rPr>
-          <w:instrText>PAGEREF _Toc242212720 \h</w:instrText>
+          <w:instrText>PAGEREF _Toc242214375 \h</w:instrText>
         </w:r>
         <w:r>
           <w:rPr>
@@ -1258,7 +1258,7 @@
           <w14:ligatures w14:val="standardContextual"/>
         </w:rPr>
       </w:pPr>
-      <w:hyperlink w:anchor="_Toc242212721" w:history="1">
+      <w:hyperlink w:anchor="_Toc242214376" w:history="1">
         <w:r>
           <w:rPr>
             <w:rStyle w:val="aff9"/>
@@ -1296,7 +1296,7 @@
             <w:noProof/>
             <w:webHidden/>
           </w:rPr>
-          <w:instrText>PAGEREF _Toc242212721 \h</w:instrText>
+          <w:instrText>PAGEREF _Toc242214376 \h</w:instrText>
         </w:r>
         <w:r>
           <w:rPr>
@@ -1354,7 +1354,7 @@
           <w14:ligatures w14:val="standardContextual"/>
         </w:rPr>
       </w:pPr>
-      <w:hyperlink w:anchor="_Toc242212722" w:history="1">
+      <w:hyperlink w:anchor="_Toc242214377" w:history="1">
         <w:r>
           <w:rPr>
             <w:rStyle w:val="aff9"/>
@@ -1392,7 +1392,7 @@
             <w:noProof/>
             <w:webHidden/>
           </w:rPr>
-          <w:instrText>PAGEREF _Toc242212722 \h</w:instrText>
+          <w:instrText>PAGEREF _Toc242214377 \h</w:instrText>
         </w:r>
         <w:r>
           <w:rPr>
@@ -1450,7 +1450,7 @@
           <w14:ligatures w14:val="standardContextual"/>
         </w:rPr>
       </w:pPr>
-      <w:hyperlink w:anchor="_Toc242212723" w:history="1">
+      <w:hyperlink w:anchor="_Toc242214378" w:history="1">
         <w:r>
           <w:rPr>
             <w:rStyle w:val="aff9"/>
@@ -1488,7 +1488,7 @@
             <w:noProof/>
             <w:webHidden/>
           </w:rPr>
-          <w:instrText>PAGEREF _Toc242212723 \h</w:instrText>
+          <w:instrText>PAGEREF _Toc242214378 \h</w:instrText>
         </w:r>
         <w:r>
           <w:rPr>
@@ -1543,7 +1543,7 @@
         <w:pStyle w:val="1"/>
         <w:spacing w:before="280" w:after="120"/>
       </w:pPr>
-      <w:bookmarkStart w:id="0" w:name="_Toc242212710"/>
+      <w:bookmarkStart w:id="0" w:name="_Toc242214365"/>
       <w:r>
         <w:rPr>
           <w:rFonts w:ascii="Times New Roman" w:eastAsia="Arial" w:hAnsi="Times New Roman"/>
@@ -1992,7 +1992,7 @@
         <w:pStyle w:val="1"/>
         <w:spacing w:before="280" w:after="120"/>
       </w:pPr>
-      <w:bookmarkStart w:id="1" w:name="_Toc242212711"/>
+      <w:bookmarkStart w:id="1" w:name="_Toc242214366"/>
       <w:r>
         <w:rPr>
           <w:rFonts w:ascii="Times New Roman" w:eastAsia="Arial" w:hAnsi="Times New Roman"/>
@@ -2040,7 +2040,7 @@
         <w:pStyle w:val="1"/>
         <w:spacing w:before="280" w:after="120"/>
       </w:pPr>
-      <w:bookmarkStart w:id="2" w:name="_Toc242212712"/>
+      <w:bookmarkStart w:id="2" w:name="_Toc242214367"/>
       <w:r>
         <w:rPr>
           <w:rFonts w:ascii="Times New Roman" w:eastAsia="Arial" w:hAnsi="Times New Roman"/>
@@ -2460,7 +2460,7 @@
         <w:pStyle w:val="1"/>
         <w:spacing w:before="280" w:after="120"/>
       </w:pPr>
-      <w:bookmarkStart w:id="3" w:name="_Toc242212713"/>
+      <w:bookmarkStart w:id="3" w:name="_Toc242214368"/>
       <w:r>
         <w:rPr>
           <w:rFonts w:ascii="Times New Roman" w:eastAsia="Arial" w:hAnsi="Times New Roman"/>
@@ -2967,7 +2967,7 @@
         <w:pStyle w:val="1"/>
         <w:spacing w:before="280" w:after="120"/>
       </w:pPr>
-      <w:bookmarkStart w:id="4" w:name="_Toc242212714"/>
+      <w:bookmarkStart w:id="4" w:name="_Toc242214369"/>
       <w:r>
         <w:rPr>
           <w:rFonts w:ascii="Times New Roman" w:eastAsia="Arial" w:hAnsi="Times New Roman"/>
@@ -3421,7 +3421,7 @@
         <w:pStyle w:val="1"/>
         <w:spacing w:before="280" w:after="120"/>
       </w:pPr>
-      <w:bookmarkStart w:id="5" w:name="_Toc242212715"/>
+      <w:bookmarkStart w:id="5" w:name="_Toc242214370"/>
       <w:r>
         <w:rPr>
           <w:rFonts w:ascii="Times New Roman" w:eastAsia="Arial" w:hAnsi="Times New Roman"/>
@@ -3593,7 +3593,7 @@
         <w:pStyle w:val="1"/>
         <w:spacing w:before="280" w:after="120"/>
       </w:pPr>
-      <w:bookmarkStart w:id="6" w:name="_Toc242212716"/>
+      <w:bookmarkStart w:id="6" w:name="_Toc242214371"/>
       <w:r>
         <w:rPr>
           <w:rFonts w:ascii="Times New Roman" w:eastAsia="Arial" w:hAnsi="Times New Roman"/>
@@ -3799,7 +3799,7 @@
         <w:pStyle w:val="1"/>
         <w:spacing w:before="280" w:after="120"/>
       </w:pPr>
-      <w:bookmarkStart w:id="7" w:name="_Toc242212717"/>
+      <w:bookmarkStart w:id="7" w:name="_Toc242214372"/>
       <w:r>
         <w:rPr>
           <w:rFonts w:ascii="Times New Roman" w:eastAsia="Arial" w:hAnsi="Times New Roman"/>
@@ -3943,7 +3943,7 @@
         <w:pStyle w:val="1"/>
         <w:spacing w:before="280" w:after="120"/>
       </w:pPr>
-      <w:bookmarkStart w:id="8" w:name="_Toc242212718"/>
+      <w:bookmarkStart w:id="8" w:name="_Toc242214373"/>
       <w:r>
         <w:rPr>
           <w:rFonts w:ascii="Times New Roman" w:eastAsia="Arial" w:hAnsi="Times New Roman"/>
@@ -4252,7 +4252,7 @@
         <w:pStyle w:val="1"/>
         <w:spacing w:before="280" w:after="120"/>
       </w:pPr>
-      <w:bookmarkStart w:id="9" w:name="_Toc242212719"/>
+      <w:bookmarkStart w:id="9" w:name="_Toc242214374"/>
       <w:r>
         <w:rPr>
           <w:rFonts w:ascii="Times New Roman" w:eastAsia="Arial" w:hAnsi="Times New Roman"/>
@@ -4348,7 +4348,7 @@
         <w:pStyle w:val="1"/>
         <w:spacing w:before="280" w:after="120"/>
       </w:pPr>
-      <w:bookmarkStart w:id="10" w:name="_Toc242212720"/>
+      <w:bookmarkStart w:id="10" w:name="_Toc242214375"/>
       <w:r>
         <w:rPr>
           <w:rFonts w:ascii="Times New Roman" w:eastAsia="Arial" w:hAnsi="Times New Roman"/>
@@ -4454,7 +4454,7 @@
         <w:pStyle w:val="1"/>
         <w:spacing w:before="280" w:after="120"/>
       </w:pPr>
-      <w:bookmarkStart w:id="11" w:name="_Toc242212721"/>
+      <w:bookmarkStart w:id="11" w:name="_Toc242214376"/>
       <w:r>
         <w:rPr>
           <w:rFonts w:ascii="Times New Roman" w:eastAsia="Arial" w:hAnsi="Times New Roman"/>
@@ -4619,7 +4619,7 @@
         <w:pStyle w:val="1"/>
         <w:spacing w:before="280" w:after="120"/>
       </w:pPr>
-      <w:bookmarkStart w:id="12" w:name="_Toc242212722"/>
+      <w:bookmarkStart w:id="12" w:name="_Toc242214377"/>
       <w:r>
         <w:rPr>
           <w:rFonts w:ascii="Times New Roman" w:eastAsia="Arial" w:hAnsi="Times New Roman"/>
@@ -4857,7 +4857,7 @@
         <w:pStyle w:val="1"/>
         <w:spacing w:before="280" w:after="120"/>
       </w:pPr>
-      <w:bookmarkStart w:id="13" w:name="_Toc242212723"/>
+      <w:bookmarkStart w:id="13" w:name="_Toc242214378"/>
       <w:r>
         <w:rPr>
           <w:rFonts w:ascii="Times New Roman" w:eastAsia="Arial" w:hAnsi="Times New Roman"/>
@@ -4917,7 +4917,27 @@
         <w:rPr>
           <w:color w:val="000000"/>
         </w:rPr>
-        <w:t>never be matched.</w:t>
+        <w:t xml:space="preserve">never be matched. The 237 hits for </w:t>
+      </w:r>
+      <w:r>
+        <w:rPr>
+          <w:color w:val="000000"/>
+        </w:rPr>
+        <w:t>中金公司</w:t>
+      </w:r>
+      <w:r>
+        <w:rPr>
+          <w:color w:val="000000"/>
+        </w:rPr>
+        <w:t xml:space="preserve"> across the extracts are all the stock</w:t>
+      </w:r>
+    </w:p>
+    <w:p>
+      <w:r>
+        <w:rPr>
+          <w:color w:val="000000"/>
+        </w:rPr>
+        <w:t>601995.SH, not the broker.</w:t>
       </w:r>
     </w:p>
     <w:p>
@@ -4943,6 +4963,7 @@
           <w:color w:val="000000"/>
           <w:sz w:val="22"/>
         </w:rPr>
+        <w:lastRenderedPageBreak/>
         <w:t>资历</w:t>
       </w:r>
       <w:r>
@@ -4965,7 +4986,6 @@
         <w:rPr>
           <w:color w:val="000000"/>
         </w:rPr>
-        <w:lastRenderedPageBreak/>
         <w:t>against one another, and December 2012 is absent from the source. Neither gap can be</w:t>
       </w:r>
     </w:p>
@@ -5616,31 +5636,31 @@
       </w:rPr>
     </w:lvl>
   </w:abstractNum>
-  <w:num w:numId="1" w16cid:durableId="1242059289">
+  <w:num w:numId="1" w16cid:durableId="1473791718">
     <w:abstractNumId w:val="8"/>
   </w:num>
-  <w:num w:numId="2" w16cid:durableId="1891184388">
+  <w:num w:numId="2" w16cid:durableId="984703684">
     <w:abstractNumId w:val="6"/>
   </w:num>
-  <w:num w:numId="3" w16cid:durableId="673921128">
+  <w:num w:numId="3" w16cid:durableId="466825338">
     <w:abstractNumId w:val="5"/>
   </w:num>
-  <w:num w:numId="4" w16cid:durableId="1470284">
+  <w:num w:numId="4" w16cid:durableId="2070347951">
     <w:abstractNumId w:val="4"/>
   </w:num>
-  <w:num w:numId="5" w16cid:durableId="568660394">
+  <w:num w:numId="5" w16cid:durableId="506402652">
     <w:abstractNumId w:val="7"/>
   </w:num>
-  <w:num w:numId="6" w16cid:durableId="1916628515">
+  <w:num w:numId="6" w16cid:durableId="1958247420">
     <w:abstractNumId w:val="3"/>
   </w:num>
-  <w:num w:numId="7" w16cid:durableId="587809677">
+  <w:num w:numId="7" w16cid:durableId="1321890443">
     <w:abstractNumId w:val="2"/>
   </w:num>
-  <w:num w:numId="8" w16cid:durableId="657151575">
+  <w:num w:numId="8" w16cid:durableId="1971938371">
     <w:abstractNumId w:val="1"/>
   </w:num>
-  <w:num w:numId="9" w16cid:durableId="834802221">
+  <w:num w:numId="9" w16cid:durableId="1013219151">
     <w:abstractNumId w:val="0"/>
   </w:num>
 </w:numbering>
@@ -17039,14 +17059,14 @@
     <w:autoRedefine/>
     <w:uiPriority w:val="39"/>
     <w:unhideWhenUsed/>
-    <w:rsid w:val="00005226"/>
+    <w:rsid w:val="00FA63EF"/>
   </w:style>
   <w:style w:type="character" w:styleId="aff9">
     <w:name w:val="Hyperlink"/>
     <w:basedOn w:val="a2"/>
     <w:uiPriority w:val="99"/>
     <w:unhideWhenUsed/>
-    <w:rsid w:val="00005226"/>
+    <w:rsid w:val="00FA63EF"/>
     <w:rPr>
       <w:color w:val="0000FF" w:themeColor="hyperlink"/>
       <w:u w:val="single"/>

--- a/Project10_Star_Analyst_Research_Plan_EN.docx
+++ b/Project10_Star_Analyst_Research_Plan_EN.docx
@@ -202,7 +202,7 @@
         </w:rPr>
         <w:fldChar w:fldCharType="separate"/>
       </w:r>
-      <w:hyperlink w:anchor="_Toc242214365" w:history="1">
+      <w:hyperlink w:anchor="_Toc242216335" w:history="1">
         <w:r>
           <w:rPr>
             <w:rStyle w:val="aff9"/>
@@ -240,7 +240,7 @@
             <w:noProof/>
             <w:webHidden/>
           </w:rPr>
-          <w:instrText>PAGEREF _Toc242214365 \h</w:instrText>
+          <w:instrText>PAGEREF _Toc242216335 \h</w:instrText>
         </w:r>
         <w:r>
           <w:rPr>
@@ -298,7 +298,7 @@
           <w14:ligatures w14:val="standardContextual"/>
         </w:rPr>
       </w:pPr>
-      <w:hyperlink w:anchor="_Toc242214366" w:history="1">
+      <w:hyperlink w:anchor="_Toc242216336" w:history="1">
         <w:r>
           <w:rPr>
             <w:rStyle w:val="aff9"/>
@@ -336,7 +336,7 @@
             <w:noProof/>
             <w:webHidden/>
           </w:rPr>
-          <w:instrText>PAGEREF _Toc242214366 \h</w:instrText>
+          <w:instrText>PAGEREF _Toc242216336 \h</w:instrText>
         </w:r>
         <w:r>
           <w:rPr>
@@ -394,7 +394,7 @@
           <w14:ligatures w14:val="standardContextual"/>
         </w:rPr>
       </w:pPr>
-      <w:hyperlink w:anchor="_Toc242214367" w:history="1">
+      <w:hyperlink w:anchor="_Toc242216337" w:history="1">
         <w:r>
           <w:rPr>
             <w:rStyle w:val="aff9"/>
@@ -432,7 +432,7 @@
             <w:noProof/>
             <w:webHidden/>
           </w:rPr>
-          <w:instrText>PAGEREF _Toc242214367 \h</w:instrText>
+          <w:instrText>PAGEREF _Toc242216337 \h</w:instrText>
         </w:r>
         <w:r>
           <w:rPr>
@@ -490,7 +490,7 @@
           <w14:ligatures w14:val="standardContextual"/>
         </w:rPr>
       </w:pPr>
-      <w:hyperlink w:anchor="_Toc242214368" w:history="1">
+      <w:hyperlink w:anchor="_Toc242216338" w:history="1">
         <w:r>
           <w:rPr>
             <w:rStyle w:val="aff9"/>
@@ -528,7 +528,7 @@
             <w:noProof/>
             <w:webHidden/>
           </w:rPr>
-          <w:instrText>PAGEREF _Toc242214368 \h</w:instrText>
+          <w:instrText>PAGEREF _Toc242216338 \h</w:instrText>
         </w:r>
         <w:r>
           <w:rPr>
@@ -586,7 +586,7 @@
           <w14:ligatures w14:val="standardContextual"/>
         </w:rPr>
       </w:pPr>
-      <w:hyperlink w:anchor="_Toc242214369" w:history="1">
+      <w:hyperlink w:anchor="_Toc242216339" w:history="1">
         <w:r>
           <w:rPr>
             <w:rStyle w:val="aff9"/>
@@ -624,7 +624,7 @@
             <w:noProof/>
             <w:webHidden/>
           </w:rPr>
-          <w:instrText>PAGEREF _Toc242214369 \h</w:instrText>
+          <w:instrText>PAGEREF _Toc242216339 \h</w:instrText>
         </w:r>
         <w:r>
           <w:rPr>
@@ -682,7 +682,7 @@
           <w14:ligatures w14:val="standardContextual"/>
         </w:rPr>
       </w:pPr>
-      <w:hyperlink w:anchor="_Toc242214370" w:history="1">
+      <w:hyperlink w:anchor="_Toc242216340" w:history="1">
         <w:r>
           <w:rPr>
             <w:rStyle w:val="aff9"/>
@@ -720,7 +720,7 @@
             <w:noProof/>
             <w:webHidden/>
           </w:rPr>
-          <w:instrText>PAGEREF _Toc242214370 \h</w:instrText>
+          <w:instrText>PAGEREF _Toc242216340 \h</w:instrText>
         </w:r>
         <w:r>
           <w:rPr>
@@ -778,7 +778,7 @@
           <w14:ligatures w14:val="standardContextual"/>
         </w:rPr>
       </w:pPr>
-      <w:hyperlink w:anchor="_Toc242214371" w:history="1">
+      <w:hyperlink w:anchor="_Toc242216341" w:history="1">
         <w:r>
           <w:rPr>
             <w:rStyle w:val="aff9"/>
@@ -816,7 +816,7 @@
             <w:noProof/>
             <w:webHidden/>
           </w:rPr>
-          <w:instrText>PAGEREF _Toc242214371 \h</w:instrText>
+          <w:instrText>PAGEREF _Toc242216341 \h</w:instrText>
         </w:r>
         <w:r>
           <w:rPr>
@@ -874,7 +874,7 @@
           <w14:ligatures w14:val="standardContextual"/>
         </w:rPr>
       </w:pPr>
-      <w:hyperlink w:anchor="_Toc242214372" w:history="1">
+      <w:hyperlink w:anchor="_Toc242216342" w:history="1">
         <w:r>
           <w:rPr>
             <w:rStyle w:val="aff9"/>
@@ -912,7 +912,7 @@
             <w:noProof/>
             <w:webHidden/>
           </w:rPr>
-          <w:instrText>PAGEREF _Toc242214372 \h</w:instrText>
+          <w:instrText>PAGEREF _Toc242216342 \h</w:instrText>
         </w:r>
         <w:r>
           <w:rPr>
@@ -970,7 +970,7 @@
           <w14:ligatures w14:val="standardContextual"/>
         </w:rPr>
       </w:pPr>
-      <w:hyperlink w:anchor="_Toc242214373" w:history="1">
+      <w:hyperlink w:anchor="_Toc242216343" w:history="1">
         <w:r>
           <w:rPr>
             <w:rStyle w:val="aff9"/>
@@ -1008,7 +1008,7 @@
             <w:noProof/>
             <w:webHidden/>
           </w:rPr>
-          <w:instrText>PAGEREF _Toc242214373 \h</w:instrText>
+          <w:instrText>PAGEREF _Toc242216343 \h</w:instrText>
         </w:r>
         <w:r>
           <w:rPr>
@@ -1066,7 +1066,7 @@
           <w14:ligatures w14:val="standardContextual"/>
         </w:rPr>
       </w:pPr>
-      <w:hyperlink w:anchor="_Toc242214374" w:history="1">
+      <w:hyperlink w:anchor="_Toc242216344" w:history="1">
         <w:r>
           <w:rPr>
             <w:rStyle w:val="aff9"/>
@@ -1104,7 +1104,7 @@
             <w:noProof/>
             <w:webHidden/>
           </w:rPr>
-          <w:instrText>PAGEREF _Toc242214374 \h</w:instrText>
+          <w:instrText>PAGEREF _Toc242216344 \h</w:instrText>
         </w:r>
         <w:r>
           <w:rPr>
@@ -1162,7 +1162,7 @@
           <w14:ligatures w14:val="standardContextual"/>
         </w:rPr>
       </w:pPr>
-      <w:hyperlink w:anchor="_Toc242214375" w:history="1">
+      <w:hyperlink w:anchor="_Toc242216345" w:history="1">
         <w:r>
           <w:rPr>
             <w:rStyle w:val="aff9"/>
@@ -1200,7 +1200,7 @@
             <w:noProof/>
             <w:webHidden/>
           </w:rPr>
-          <w:instrText>PAGEREF _Toc242214375 \h</w:instrText>
+          <w:instrText>PAGEREF _Toc242216345 \h</w:instrText>
         </w:r>
         <w:r>
           <w:rPr>
@@ -1258,7 +1258,7 @@
           <w14:ligatures w14:val="standardContextual"/>
         </w:rPr>
       </w:pPr>
-      <w:hyperlink w:anchor="_Toc242214376" w:history="1">
+      <w:hyperlink w:anchor="_Toc242216346" w:history="1">
         <w:r>
           <w:rPr>
             <w:rStyle w:val="aff9"/>
@@ -1296,7 +1296,7 @@
             <w:noProof/>
             <w:webHidden/>
           </w:rPr>
-          <w:instrText>PAGEREF _Toc242214376 \h</w:instrText>
+          <w:instrText>PAGEREF _Toc242216346 \h</w:instrText>
         </w:r>
         <w:r>
           <w:rPr>
@@ -1354,7 +1354,7 @@
           <w14:ligatures w14:val="standardContextual"/>
         </w:rPr>
       </w:pPr>
-      <w:hyperlink w:anchor="_Toc242214377" w:history="1">
+      <w:hyperlink w:anchor="_Toc242216347" w:history="1">
         <w:r>
           <w:rPr>
             <w:rStyle w:val="aff9"/>
@@ -1392,7 +1392,7 @@
             <w:noProof/>
             <w:webHidden/>
           </w:rPr>
-          <w:instrText>PAGEREF _Toc242214377 \h</w:instrText>
+          <w:instrText>PAGEREF _Toc242216347 \h</w:instrText>
         </w:r>
         <w:r>
           <w:rPr>
@@ -1450,7 +1450,7 @@
           <w14:ligatures w14:val="standardContextual"/>
         </w:rPr>
       </w:pPr>
-      <w:hyperlink w:anchor="_Toc242214378" w:history="1">
+      <w:hyperlink w:anchor="_Toc242216348" w:history="1">
         <w:r>
           <w:rPr>
             <w:rStyle w:val="aff9"/>
@@ -1488,7 +1488,7 @@
             <w:noProof/>
             <w:webHidden/>
           </w:rPr>
-          <w:instrText>PAGEREF _Toc242214378 \h</w:instrText>
+          <w:instrText>PAGEREF _Toc242216348 \h</w:instrText>
         </w:r>
         <w:r>
           <w:rPr>
@@ -1543,7 +1543,7 @@
         <w:pStyle w:val="1"/>
         <w:spacing w:before="280" w:after="120"/>
       </w:pPr>
-      <w:bookmarkStart w:id="0" w:name="_Toc242214365"/>
+      <w:bookmarkStart w:id="0" w:name="_Toc242216335"/>
       <w:r>
         <w:rPr>
           <w:rFonts w:ascii="Times New Roman" w:eastAsia="Arial" w:hAnsi="Times New Roman"/>
@@ -1992,7 +1992,7 @@
         <w:pStyle w:val="1"/>
         <w:spacing w:before="280" w:after="120"/>
       </w:pPr>
-      <w:bookmarkStart w:id="1" w:name="_Toc242214366"/>
+      <w:bookmarkStart w:id="1" w:name="_Toc242216336"/>
       <w:r>
         <w:rPr>
           <w:rFonts w:ascii="Times New Roman" w:eastAsia="Arial" w:hAnsi="Times New Roman"/>
@@ -2040,7 +2040,7 @@
         <w:pStyle w:val="1"/>
         <w:spacing w:before="280" w:after="120"/>
       </w:pPr>
-      <w:bookmarkStart w:id="2" w:name="_Toc242214367"/>
+      <w:bookmarkStart w:id="2" w:name="_Toc242216337"/>
       <w:r>
         <w:rPr>
           <w:rFonts w:ascii="Times New Roman" w:eastAsia="Arial" w:hAnsi="Times New Roman"/>
@@ -2460,7 +2460,7 @@
         <w:pStyle w:val="1"/>
         <w:spacing w:before="280" w:after="120"/>
       </w:pPr>
-      <w:bookmarkStart w:id="3" w:name="_Toc242214368"/>
+      <w:bookmarkStart w:id="3" w:name="_Toc242216338"/>
       <w:r>
         <w:rPr>
           <w:rFonts w:ascii="Times New Roman" w:eastAsia="Arial" w:hAnsi="Times New Roman"/>
@@ -2967,7 +2967,7 @@
         <w:pStyle w:val="1"/>
         <w:spacing w:before="280" w:after="120"/>
       </w:pPr>
-      <w:bookmarkStart w:id="4" w:name="_Toc242214369"/>
+      <w:bookmarkStart w:id="4" w:name="_Toc242216339"/>
       <w:r>
         <w:rPr>
           <w:rFonts w:ascii="Times New Roman" w:eastAsia="Arial" w:hAnsi="Times New Roman"/>
@@ -3421,7 +3421,7 @@
         <w:pStyle w:val="1"/>
         <w:spacing w:before="280" w:after="120"/>
       </w:pPr>
-      <w:bookmarkStart w:id="5" w:name="_Toc242214370"/>
+      <w:bookmarkStart w:id="5" w:name="_Toc242216340"/>
       <w:r>
         <w:rPr>
           <w:rFonts w:ascii="Times New Roman" w:eastAsia="Arial" w:hAnsi="Times New Roman"/>
@@ -3593,7 +3593,7 @@
         <w:pStyle w:val="1"/>
         <w:spacing w:before="280" w:after="120"/>
       </w:pPr>
-      <w:bookmarkStart w:id="6" w:name="_Toc242214371"/>
+      <w:bookmarkStart w:id="6" w:name="_Toc242216341"/>
       <w:r>
         <w:rPr>
           <w:rFonts w:ascii="Times New Roman" w:eastAsia="Arial" w:hAnsi="Times New Roman"/>
@@ -3799,7 +3799,7 @@
         <w:pStyle w:val="1"/>
         <w:spacing w:before="280" w:after="120"/>
       </w:pPr>
-      <w:bookmarkStart w:id="7" w:name="_Toc242214372"/>
+      <w:bookmarkStart w:id="7" w:name="_Toc242216342"/>
       <w:r>
         <w:rPr>
           <w:rFonts w:ascii="Times New Roman" w:eastAsia="Arial" w:hAnsi="Times New Roman"/>
@@ -3943,7 +3943,7 @@
         <w:pStyle w:val="1"/>
         <w:spacing w:before="280" w:after="120"/>
       </w:pPr>
-      <w:bookmarkStart w:id="8" w:name="_Toc242214373"/>
+      <w:bookmarkStart w:id="8" w:name="_Toc242216343"/>
       <w:r>
         <w:rPr>
           <w:rFonts w:ascii="Times New Roman" w:eastAsia="Arial" w:hAnsi="Times New Roman"/>
@@ -4252,7 +4252,7 @@
         <w:pStyle w:val="1"/>
         <w:spacing w:before="280" w:after="120"/>
       </w:pPr>
-      <w:bookmarkStart w:id="9" w:name="_Toc242214374"/>
+      <w:bookmarkStart w:id="9" w:name="_Toc242216344"/>
       <w:r>
         <w:rPr>
           <w:rFonts w:ascii="Times New Roman" w:eastAsia="Arial" w:hAnsi="Times New Roman"/>
@@ -4348,7 +4348,7 @@
         <w:pStyle w:val="1"/>
         <w:spacing w:before="280" w:after="120"/>
       </w:pPr>
-      <w:bookmarkStart w:id="10" w:name="_Toc242214375"/>
+      <w:bookmarkStart w:id="10" w:name="_Toc242216345"/>
       <w:r>
         <w:rPr>
           <w:rFonts w:ascii="Times New Roman" w:eastAsia="Arial" w:hAnsi="Times New Roman"/>
@@ -4454,7 +4454,7 @@
         <w:pStyle w:val="1"/>
         <w:spacing w:before="280" w:after="120"/>
       </w:pPr>
-      <w:bookmarkStart w:id="11" w:name="_Toc242214376"/>
+      <w:bookmarkStart w:id="11" w:name="_Toc242216346"/>
       <w:r>
         <w:rPr>
           <w:rFonts w:ascii="Times New Roman" w:eastAsia="Arial" w:hAnsi="Times New Roman"/>
@@ -4619,7 +4619,7 @@
         <w:pStyle w:val="1"/>
         <w:spacing w:before="280" w:after="120"/>
       </w:pPr>
-      <w:bookmarkStart w:id="12" w:name="_Toc242214377"/>
+      <w:bookmarkStart w:id="12" w:name="_Toc242216347"/>
       <w:r>
         <w:rPr>
           <w:rFonts w:ascii="Times New Roman" w:eastAsia="Arial" w:hAnsi="Times New Roman"/>
@@ -4857,7 +4857,7 @@
         <w:pStyle w:val="1"/>
         <w:spacing w:before="280" w:after="120"/>
       </w:pPr>
-      <w:bookmarkStart w:id="13" w:name="_Toc242214378"/>
+      <w:bookmarkStart w:id="13" w:name="_Toc242216348"/>
       <w:r>
         <w:rPr>
           <w:rFonts w:ascii="Times New Roman" w:eastAsia="Arial" w:hAnsi="Times New Roman"/>
@@ -4937,7 +4937,15 @@
         <w:rPr>
           <w:color w:val="000000"/>
         </w:rPr>
-        <w:t>601995.SH, not the broker.</w:t>
+        <w:t>601995.SH, not the broker. Its ranked entries are all fixed income, ranked 1st in</w:t>
+      </w:r>
+    </w:p>
+    <w:p>
+      <w:r>
+        <w:rPr>
+          <w:color w:val="000000"/>
+        </w:rPr>
+        <w:t>2017, 3rd in 2019 and 4th in 2020, and those teams file no stock recommendations.</w:t>
       </w:r>
     </w:p>
     <w:p>
@@ -4949,6 +4957,7 @@
         <w:rPr>
           <w:color w:val="000000"/>
         </w:rPr>
+        <w:lastRenderedPageBreak/>
         <w:t>The ST filter is an approximation because historical ST status is unobtainable.</w:t>
       </w:r>
     </w:p>
@@ -4963,7 +4972,6 @@
           <w:color w:val="000000"/>
           <w:sz w:val="22"/>
         </w:rPr>
-        <w:lastRenderedPageBreak/>
         <w:t>资历</w:t>
       </w:r>
       <w:r>
@@ -5636,31 +5644,31 @@
       </w:rPr>
     </w:lvl>
   </w:abstractNum>
-  <w:num w:numId="1" w16cid:durableId="1473791718">
+  <w:num w:numId="1" w16cid:durableId="964236965">
     <w:abstractNumId w:val="8"/>
   </w:num>
-  <w:num w:numId="2" w16cid:durableId="984703684">
+  <w:num w:numId="2" w16cid:durableId="181476513">
     <w:abstractNumId w:val="6"/>
   </w:num>
-  <w:num w:numId="3" w16cid:durableId="466825338">
+  <w:num w:numId="3" w16cid:durableId="1414861222">
     <w:abstractNumId w:val="5"/>
   </w:num>
-  <w:num w:numId="4" w16cid:durableId="2070347951">
+  <w:num w:numId="4" w16cid:durableId="1558010646">
     <w:abstractNumId w:val="4"/>
   </w:num>
-  <w:num w:numId="5" w16cid:durableId="506402652">
+  <w:num w:numId="5" w16cid:durableId="70978891">
     <w:abstractNumId w:val="7"/>
   </w:num>
-  <w:num w:numId="6" w16cid:durableId="1958247420">
+  <w:num w:numId="6" w16cid:durableId="853037119">
     <w:abstractNumId w:val="3"/>
   </w:num>
-  <w:num w:numId="7" w16cid:durableId="1321890443">
+  <w:num w:numId="7" w16cid:durableId="783228979">
     <w:abstractNumId w:val="2"/>
   </w:num>
-  <w:num w:numId="8" w16cid:durableId="1971938371">
+  <w:num w:numId="8" w16cid:durableId="700592055">
     <w:abstractNumId w:val="1"/>
   </w:num>
-  <w:num w:numId="9" w16cid:durableId="1013219151">
+  <w:num w:numId="9" w16cid:durableId="1763380590">
     <w:abstractNumId w:val="0"/>
   </w:num>
 </w:numbering>
@@ -17059,14 +17067,14 @@
     <w:autoRedefine/>
     <w:uiPriority w:val="39"/>
     <w:unhideWhenUsed/>
-    <w:rsid w:val="00FA63EF"/>
+    <w:rsid w:val="00DC402E"/>
   </w:style>
   <w:style w:type="character" w:styleId="aff9">
     <w:name w:val="Hyperlink"/>
     <w:basedOn w:val="a2"/>
     <w:uiPriority w:val="99"/>
     <w:unhideWhenUsed/>
-    <w:rsid w:val="00FA63EF"/>
+    <w:rsid w:val="00DC402E"/>
     <w:rPr>
       <w:color w:val="0000FF" w:themeColor="hyperlink"/>
       <w:u w:val="single"/>

--- a/Project10_Star_Analyst_Research_Plan_EN.docx
+++ b/Project10_Star_Analyst_Research_Plan_EN.docx
@@ -202,7 +202,7 @@
         </w:rPr>
         <w:fldChar w:fldCharType="separate"/>
       </w:r>
-      <w:hyperlink w:anchor="_Toc242216335" w:history="1">
+      <w:hyperlink w:anchor="_Toc242216909" w:history="1">
         <w:r>
           <w:rPr>
             <w:rStyle w:val="aff9"/>
@@ -240,7 +240,7 @@
             <w:noProof/>
             <w:webHidden/>
           </w:rPr>
-          <w:instrText>PAGEREF _Toc242216335 \h</w:instrText>
+          <w:instrText>PAGEREF _Toc242216909 \h</w:instrText>
         </w:r>
         <w:r>
           <w:rPr>
@@ -298,7 +298,7 @@
           <w14:ligatures w14:val="standardContextual"/>
         </w:rPr>
       </w:pPr>
-      <w:hyperlink w:anchor="_Toc242216336" w:history="1">
+      <w:hyperlink w:anchor="_Toc242216910" w:history="1">
         <w:r>
           <w:rPr>
             <w:rStyle w:val="aff9"/>
@@ -336,7 +336,7 @@
             <w:noProof/>
             <w:webHidden/>
           </w:rPr>
-          <w:instrText>PAGEREF _Toc242216336 \h</w:instrText>
+          <w:instrText>PAGEREF _Toc242216910 \h</w:instrText>
         </w:r>
         <w:r>
           <w:rPr>
@@ -394,7 +394,7 @@
           <w14:ligatures w14:val="standardContextual"/>
         </w:rPr>
       </w:pPr>
-      <w:hyperlink w:anchor="_Toc242216337" w:history="1">
+      <w:hyperlink w:anchor="_Toc242216911" w:history="1">
         <w:r>
           <w:rPr>
             <w:rStyle w:val="aff9"/>
@@ -432,7 +432,7 @@
             <w:noProof/>
             <w:webHidden/>
           </w:rPr>
-          <w:instrText>PAGEREF _Toc242216337 \h</w:instrText>
+          <w:instrText>PAGEREF _Toc242216911 \h</w:instrText>
         </w:r>
         <w:r>
           <w:rPr>
@@ -490,7 +490,7 @@
           <w14:ligatures w14:val="standardContextual"/>
         </w:rPr>
       </w:pPr>
-      <w:hyperlink w:anchor="_Toc242216338" w:history="1">
+      <w:hyperlink w:anchor="_Toc242216912" w:history="1">
         <w:r>
           <w:rPr>
             <w:rStyle w:val="aff9"/>
@@ -528,7 +528,7 @@
             <w:noProof/>
             <w:webHidden/>
           </w:rPr>
-          <w:instrText>PAGEREF _Toc242216338 \h</w:instrText>
+          <w:instrText>PAGEREF _Toc242216912 \h</w:instrText>
         </w:r>
         <w:r>
           <w:rPr>
@@ -586,7 +586,7 @@
           <w14:ligatures w14:val="standardContextual"/>
         </w:rPr>
       </w:pPr>
-      <w:hyperlink w:anchor="_Toc242216339" w:history="1">
+      <w:hyperlink w:anchor="_Toc242216913" w:history="1">
         <w:r>
           <w:rPr>
             <w:rStyle w:val="aff9"/>
@@ -624,7 +624,7 @@
             <w:noProof/>
             <w:webHidden/>
           </w:rPr>
-          <w:instrText>PAGEREF _Toc242216339 \h</w:instrText>
+          <w:instrText>PAGEREF _Toc242216913 \h</w:instrText>
         </w:r>
         <w:r>
           <w:rPr>
@@ -682,7 +682,7 @@
           <w14:ligatures w14:val="standardContextual"/>
         </w:rPr>
       </w:pPr>
-      <w:hyperlink w:anchor="_Toc242216340" w:history="1">
+      <w:hyperlink w:anchor="_Toc242216914" w:history="1">
         <w:r>
           <w:rPr>
             <w:rStyle w:val="aff9"/>
@@ -720,7 +720,7 @@
             <w:noProof/>
             <w:webHidden/>
           </w:rPr>
-          <w:instrText>PAGEREF _Toc242216340 \h</w:instrText>
+          <w:instrText>PAGEREF _Toc242216914 \h</w:instrText>
         </w:r>
         <w:r>
           <w:rPr>
@@ -778,7 +778,7 @@
           <w14:ligatures w14:val="standardContextual"/>
         </w:rPr>
       </w:pPr>
-      <w:hyperlink w:anchor="_Toc242216341" w:history="1">
+      <w:hyperlink w:anchor="_Toc242216915" w:history="1">
         <w:r>
           <w:rPr>
             <w:rStyle w:val="aff9"/>
@@ -816,7 +816,7 @@
             <w:noProof/>
             <w:webHidden/>
           </w:rPr>
-          <w:instrText>PAGEREF _Toc242216341 \h</w:instrText>
+          <w:instrText>PAGEREF _Toc242216915 \h</w:instrText>
         </w:r>
         <w:r>
           <w:rPr>
@@ -874,7 +874,7 @@
           <w14:ligatures w14:val="standardContextual"/>
         </w:rPr>
       </w:pPr>
-      <w:hyperlink w:anchor="_Toc242216342" w:history="1">
+      <w:hyperlink w:anchor="_Toc242216916" w:history="1">
         <w:r>
           <w:rPr>
             <w:rStyle w:val="aff9"/>
@@ -912,7 +912,7 @@
             <w:noProof/>
             <w:webHidden/>
           </w:rPr>
-          <w:instrText>PAGEREF _Toc242216342 \h</w:instrText>
+          <w:instrText>PAGEREF _Toc242216916 \h</w:instrText>
         </w:r>
         <w:r>
           <w:rPr>
@@ -970,7 +970,7 @@
           <w14:ligatures w14:val="standardContextual"/>
         </w:rPr>
       </w:pPr>
-      <w:hyperlink w:anchor="_Toc242216343" w:history="1">
+      <w:hyperlink w:anchor="_Toc242216917" w:history="1">
         <w:r>
           <w:rPr>
             <w:rStyle w:val="aff9"/>
@@ -1008,7 +1008,7 @@
             <w:noProof/>
             <w:webHidden/>
           </w:rPr>
-          <w:instrText>PAGEREF _Toc242216343 \h</w:instrText>
+          <w:instrText>PAGEREF _Toc242216917 \h</w:instrText>
         </w:r>
         <w:r>
           <w:rPr>
@@ -1066,7 +1066,7 @@
           <w14:ligatures w14:val="standardContextual"/>
         </w:rPr>
       </w:pPr>
-      <w:hyperlink w:anchor="_Toc242216344" w:history="1">
+      <w:hyperlink w:anchor="_Toc242216918" w:history="1">
         <w:r>
           <w:rPr>
             <w:rStyle w:val="aff9"/>
@@ -1104,7 +1104,7 @@
             <w:noProof/>
             <w:webHidden/>
           </w:rPr>
-          <w:instrText>PAGEREF _Toc242216344 \h</w:instrText>
+          <w:instrText>PAGEREF _Toc242216918 \h</w:instrText>
         </w:r>
         <w:r>
           <w:rPr>
@@ -1162,7 +1162,7 @@
           <w14:ligatures w14:val="standardContextual"/>
         </w:rPr>
       </w:pPr>
-      <w:hyperlink w:anchor="_Toc242216345" w:history="1">
+      <w:hyperlink w:anchor="_Toc242216919" w:history="1">
         <w:r>
           <w:rPr>
             <w:rStyle w:val="aff9"/>
@@ -1200,7 +1200,7 @@
             <w:noProof/>
             <w:webHidden/>
           </w:rPr>
-          <w:instrText>PAGEREF _Toc242216345 \h</w:instrText>
+          <w:instrText>PAGEREF _Toc242216919 \h</w:instrText>
         </w:r>
         <w:r>
           <w:rPr>
@@ -1258,7 +1258,7 @@
           <w14:ligatures w14:val="standardContextual"/>
         </w:rPr>
       </w:pPr>
-      <w:hyperlink w:anchor="_Toc242216346" w:history="1">
+      <w:hyperlink w:anchor="_Toc242216920" w:history="1">
         <w:r>
           <w:rPr>
             <w:rStyle w:val="aff9"/>
@@ -1296,7 +1296,7 @@
             <w:noProof/>
             <w:webHidden/>
           </w:rPr>
-          <w:instrText>PAGEREF _Toc242216346 \h</w:instrText>
+          <w:instrText>PAGEREF _Toc242216920 \h</w:instrText>
         </w:r>
         <w:r>
           <w:rPr>
@@ -1354,7 +1354,7 @@
           <w14:ligatures w14:val="standardContextual"/>
         </w:rPr>
       </w:pPr>
-      <w:hyperlink w:anchor="_Toc242216347" w:history="1">
+      <w:hyperlink w:anchor="_Toc242216921" w:history="1">
         <w:r>
           <w:rPr>
             <w:rStyle w:val="aff9"/>
@@ -1392,7 +1392,7 @@
             <w:noProof/>
             <w:webHidden/>
           </w:rPr>
-          <w:instrText>PAGEREF _Toc242216347 \h</w:instrText>
+          <w:instrText>PAGEREF _Toc242216921 \h</w:instrText>
         </w:r>
         <w:r>
           <w:rPr>
@@ -1450,7 +1450,7 @@
           <w14:ligatures w14:val="standardContextual"/>
         </w:rPr>
       </w:pPr>
-      <w:hyperlink w:anchor="_Toc242216348" w:history="1">
+      <w:hyperlink w:anchor="_Toc242216922" w:history="1">
         <w:r>
           <w:rPr>
             <w:rStyle w:val="aff9"/>
@@ -1488,7 +1488,7 @@
             <w:noProof/>
             <w:webHidden/>
           </w:rPr>
-          <w:instrText>PAGEREF _Toc242216348 \h</w:instrText>
+          <w:instrText>PAGEREF _Toc242216922 \h</w:instrText>
         </w:r>
         <w:r>
           <w:rPr>
@@ -1543,7 +1543,7 @@
         <w:pStyle w:val="1"/>
         <w:spacing w:before="280" w:after="120"/>
       </w:pPr>
-      <w:bookmarkStart w:id="0" w:name="_Toc242216335"/>
+      <w:bookmarkStart w:id="0" w:name="_Toc242216909"/>
       <w:r>
         <w:rPr>
           <w:rFonts w:ascii="Times New Roman" w:eastAsia="Arial" w:hAnsi="Times New Roman"/>
@@ -1992,7 +1992,7 @@
         <w:pStyle w:val="1"/>
         <w:spacing w:before="280" w:after="120"/>
       </w:pPr>
-      <w:bookmarkStart w:id="1" w:name="_Toc242216336"/>
+      <w:bookmarkStart w:id="1" w:name="_Toc242216910"/>
       <w:r>
         <w:rPr>
           <w:rFonts w:ascii="Times New Roman" w:eastAsia="Arial" w:hAnsi="Times New Roman"/>
@@ -2040,7 +2040,7 @@
         <w:pStyle w:val="1"/>
         <w:spacing w:before="280" w:after="120"/>
       </w:pPr>
-      <w:bookmarkStart w:id="2" w:name="_Toc242216337"/>
+      <w:bookmarkStart w:id="2" w:name="_Toc242216911"/>
       <w:r>
         <w:rPr>
           <w:rFonts w:ascii="Times New Roman" w:eastAsia="Arial" w:hAnsi="Times New Roman"/>
@@ -2460,7 +2460,7 @@
         <w:pStyle w:val="1"/>
         <w:spacing w:before="280" w:after="120"/>
       </w:pPr>
-      <w:bookmarkStart w:id="3" w:name="_Toc242216338"/>
+      <w:bookmarkStart w:id="3" w:name="_Toc242216912"/>
       <w:r>
         <w:rPr>
           <w:rFonts w:ascii="Times New Roman" w:eastAsia="Arial" w:hAnsi="Times New Roman"/>
@@ -2967,7 +2967,7 @@
         <w:pStyle w:val="1"/>
         <w:spacing w:before="280" w:after="120"/>
       </w:pPr>
-      <w:bookmarkStart w:id="4" w:name="_Toc242216339"/>
+      <w:bookmarkStart w:id="4" w:name="_Toc242216913"/>
       <w:r>
         <w:rPr>
           <w:rFonts w:ascii="Times New Roman" w:eastAsia="Arial" w:hAnsi="Times New Roman"/>
@@ -3421,7 +3421,7 @@
         <w:pStyle w:val="1"/>
         <w:spacing w:before="280" w:after="120"/>
       </w:pPr>
-      <w:bookmarkStart w:id="5" w:name="_Toc242216340"/>
+      <w:bookmarkStart w:id="5" w:name="_Toc242216914"/>
       <w:r>
         <w:rPr>
           <w:rFonts w:ascii="Times New Roman" w:eastAsia="Arial" w:hAnsi="Times New Roman"/>
@@ -3593,7 +3593,7 @@
         <w:pStyle w:val="1"/>
         <w:spacing w:before="280" w:after="120"/>
       </w:pPr>
-      <w:bookmarkStart w:id="6" w:name="_Toc242216341"/>
+      <w:bookmarkStart w:id="6" w:name="_Toc242216915"/>
       <w:r>
         <w:rPr>
           <w:rFonts w:ascii="Times New Roman" w:eastAsia="Arial" w:hAnsi="Times New Roman"/>
@@ -3799,7 +3799,7 @@
         <w:pStyle w:val="1"/>
         <w:spacing w:before="280" w:after="120"/>
       </w:pPr>
-      <w:bookmarkStart w:id="7" w:name="_Toc242216342"/>
+      <w:bookmarkStart w:id="7" w:name="_Toc242216916"/>
       <w:r>
         <w:rPr>
           <w:rFonts w:ascii="Times New Roman" w:eastAsia="Arial" w:hAnsi="Times New Roman"/>
@@ -3943,7 +3943,7 @@
         <w:pStyle w:val="1"/>
         <w:spacing w:before="280" w:after="120"/>
       </w:pPr>
-      <w:bookmarkStart w:id="8" w:name="_Toc242216343"/>
+      <w:bookmarkStart w:id="8" w:name="_Toc242216917"/>
       <w:r>
         <w:rPr>
           <w:rFonts w:ascii="Times New Roman" w:eastAsia="Arial" w:hAnsi="Times New Roman"/>
@@ -4252,7 +4252,7 @@
         <w:pStyle w:val="1"/>
         <w:spacing w:before="280" w:after="120"/>
       </w:pPr>
-      <w:bookmarkStart w:id="9" w:name="_Toc242216344"/>
+      <w:bookmarkStart w:id="9" w:name="_Toc242216918"/>
       <w:r>
         <w:rPr>
           <w:rFonts w:ascii="Times New Roman" w:eastAsia="Arial" w:hAnsi="Times New Roman"/>
@@ -4348,7 +4348,7 @@
         <w:pStyle w:val="1"/>
         <w:spacing w:before="280" w:after="120"/>
       </w:pPr>
-      <w:bookmarkStart w:id="10" w:name="_Toc242216345"/>
+      <w:bookmarkStart w:id="10" w:name="_Toc242216919"/>
       <w:r>
         <w:rPr>
           <w:rFonts w:ascii="Times New Roman" w:eastAsia="Arial" w:hAnsi="Times New Roman"/>
@@ -4454,7 +4454,7 @@
         <w:pStyle w:val="1"/>
         <w:spacing w:before="280" w:after="120"/>
       </w:pPr>
-      <w:bookmarkStart w:id="11" w:name="_Toc242216346"/>
+      <w:bookmarkStart w:id="11" w:name="_Toc242216920"/>
       <w:r>
         <w:rPr>
           <w:rFonts w:ascii="Times New Roman" w:eastAsia="Arial" w:hAnsi="Times New Roman"/>
@@ -4619,7 +4619,7 @@
         <w:pStyle w:val="1"/>
         <w:spacing w:before="280" w:after="120"/>
       </w:pPr>
-      <w:bookmarkStart w:id="12" w:name="_Toc242216347"/>
+      <w:bookmarkStart w:id="12" w:name="_Toc242216921"/>
       <w:r>
         <w:rPr>
           <w:rFonts w:ascii="Times New Roman" w:eastAsia="Arial" w:hAnsi="Times New Roman"/>
@@ -4857,7 +4857,7 @@
         <w:pStyle w:val="1"/>
         <w:spacing w:before="280" w:after="120"/>
       </w:pPr>
-      <w:bookmarkStart w:id="13" w:name="_Toc242216348"/>
+      <w:bookmarkStart w:id="13" w:name="_Toc242216922"/>
       <w:r>
         <w:rPr>
           <w:rFonts w:ascii="Times New Roman" w:eastAsia="Arial" w:hAnsi="Times New Roman"/>
@@ -5010,7 +5010,23 @@
         <w:rPr>
           <w:color w:val="000000"/>
         </w:rPr>
-        <w:t>remain advisable but the variable no longer merely counts calendar time.</w:t>
+        <w:t>remain advisable but the variable no longer merely counts calendar time. For the censored</w:t>
+      </w:r>
+    </w:p>
+    <w:p>
+      <w:r>
+        <w:rPr>
+          <w:color w:val="000000"/>
+        </w:rPr>
+        <w:t>group the value is a lower bound on true tenure, so the seniority coefficient is</w:t>
+      </w:r>
+    </w:p>
+    <w:p>
+      <w:r>
+        <w:rPr>
+          <w:color w:val="000000"/>
+        </w:rPr>
+        <w:t>attenuated rather than inflated, and a robustness run drops those events.</w:t>
       </w:r>
     </w:p>
     <w:p>
@@ -5644,31 +5660,31 @@
       </w:rPr>
     </w:lvl>
   </w:abstractNum>
-  <w:num w:numId="1" w16cid:durableId="964236965">
+  <w:num w:numId="1" w16cid:durableId="1488204532">
     <w:abstractNumId w:val="8"/>
   </w:num>
-  <w:num w:numId="2" w16cid:durableId="181476513">
+  <w:num w:numId="2" w16cid:durableId="573976477">
     <w:abstractNumId w:val="6"/>
   </w:num>
-  <w:num w:numId="3" w16cid:durableId="1414861222">
+  <w:num w:numId="3" w16cid:durableId="1798571884">
     <w:abstractNumId w:val="5"/>
   </w:num>
-  <w:num w:numId="4" w16cid:durableId="1558010646">
+  <w:num w:numId="4" w16cid:durableId="1496187695">
     <w:abstractNumId w:val="4"/>
   </w:num>
-  <w:num w:numId="5" w16cid:durableId="70978891">
+  <w:num w:numId="5" w16cid:durableId="1041856606">
     <w:abstractNumId w:val="7"/>
   </w:num>
-  <w:num w:numId="6" w16cid:durableId="853037119">
+  <w:num w:numId="6" w16cid:durableId="1678923084">
     <w:abstractNumId w:val="3"/>
   </w:num>
-  <w:num w:numId="7" w16cid:durableId="783228979">
+  <w:num w:numId="7" w16cid:durableId="840656680">
     <w:abstractNumId w:val="2"/>
   </w:num>
-  <w:num w:numId="8" w16cid:durableId="700592055">
+  <w:num w:numId="8" w16cid:durableId="398097432">
     <w:abstractNumId w:val="1"/>
   </w:num>
-  <w:num w:numId="9" w16cid:durableId="1763380590">
+  <w:num w:numId="9" w16cid:durableId="1287081482">
     <w:abstractNumId w:val="0"/>
   </w:num>
 </w:numbering>
@@ -17067,14 +17083,14 @@
     <w:autoRedefine/>
     <w:uiPriority w:val="39"/>
     <w:unhideWhenUsed/>
-    <w:rsid w:val="00DC402E"/>
+    <w:rsid w:val="00EB36EF"/>
   </w:style>
   <w:style w:type="character" w:styleId="aff9">
     <w:name w:val="Hyperlink"/>
     <w:basedOn w:val="a2"/>
     <w:uiPriority w:val="99"/>
     <w:unhideWhenUsed/>
-    <w:rsid w:val="00DC402E"/>
+    <w:rsid w:val="00EB36EF"/>
     <w:rPr>
       <w:color w:val="0000FF" w:themeColor="hyperlink"/>
       <w:u w:val="single"/>

--- a/Project10_Star_Analyst_Research_Plan_EN.docx
+++ b/Project10_Star_Analyst_Research_Plan_EN.docx
@@ -202,7 +202,7 @@
         </w:rPr>
         <w:fldChar w:fldCharType="separate"/>
       </w:r>
-      <w:hyperlink w:anchor="_Toc242216909" w:history="1">
+      <w:hyperlink w:anchor="_Toc242216971" w:history="1">
         <w:r>
           <w:rPr>
             <w:rStyle w:val="aff9"/>
@@ -240,7 +240,7 @@
             <w:noProof/>
             <w:webHidden/>
           </w:rPr>
-          <w:instrText>PAGEREF _Toc242216909 \h</w:instrText>
+          <w:instrText>PAGEREF _Toc242216971 \h</w:instrText>
         </w:r>
         <w:r>
           <w:rPr>
@@ -298,7 +298,7 @@
           <w14:ligatures w14:val="standardContextual"/>
         </w:rPr>
       </w:pPr>
-      <w:hyperlink w:anchor="_Toc242216910" w:history="1">
+      <w:hyperlink w:anchor="_Toc242216972" w:history="1">
         <w:r>
           <w:rPr>
             <w:rStyle w:val="aff9"/>
@@ -336,7 +336,7 @@
             <w:noProof/>
             <w:webHidden/>
           </w:rPr>
-          <w:instrText>PAGEREF _Toc242216910 \h</w:instrText>
+          <w:instrText>PAGEREF _Toc242216972 \h</w:instrText>
         </w:r>
         <w:r>
           <w:rPr>
@@ -394,7 +394,7 @@
           <w14:ligatures w14:val="standardContextual"/>
         </w:rPr>
       </w:pPr>
-      <w:hyperlink w:anchor="_Toc242216911" w:history="1">
+      <w:hyperlink w:anchor="_Toc242216973" w:history="1">
         <w:r>
           <w:rPr>
             <w:rStyle w:val="aff9"/>
@@ -432,7 +432,7 @@
             <w:noProof/>
             <w:webHidden/>
           </w:rPr>
-          <w:instrText>PAGEREF _Toc242216911 \h</w:instrText>
+          <w:instrText>PAGEREF _Toc242216973 \h</w:instrText>
         </w:r>
         <w:r>
           <w:rPr>
@@ -490,7 +490,7 @@
           <w14:ligatures w14:val="standardContextual"/>
         </w:rPr>
       </w:pPr>
-      <w:hyperlink w:anchor="_Toc242216912" w:history="1">
+      <w:hyperlink w:anchor="_Toc242216974" w:history="1">
         <w:r>
           <w:rPr>
             <w:rStyle w:val="aff9"/>
@@ -528,7 +528,7 @@
             <w:noProof/>
             <w:webHidden/>
           </w:rPr>
-          <w:instrText>PAGEREF _Toc242216912 \h</w:instrText>
+          <w:instrText>PAGEREF _Toc242216974 \h</w:instrText>
         </w:r>
         <w:r>
           <w:rPr>
@@ -586,7 +586,7 @@
           <w14:ligatures w14:val="standardContextual"/>
         </w:rPr>
       </w:pPr>
-      <w:hyperlink w:anchor="_Toc242216913" w:history="1">
+      <w:hyperlink w:anchor="_Toc242216975" w:history="1">
         <w:r>
           <w:rPr>
             <w:rStyle w:val="aff9"/>
@@ -624,7 +624,7 @@
             <w:noProof/>
             <w:webHidden/>
           </w:rPr>
-          <w:instrText>PAGEREF _Toc242216913 \h</w:instrText>
+          <w:instrText>PAGEREF _Toc242216975 \h</w:instrText>
         </w:r>
         <w:r>
           <w:rPr>
@@ -682,7 +682,7 @@
           <w14:ligatures w14:val="standardContextual"/>
         </w:rPr>
       </w:pPr>
-      <w:hyperlink w:anchor="_Toc242216914" w:history="1">
+      <w:hyperlink w:anchor="_Toc242216976" w:history="1">
         <w:r>
           <w:rPr>
             <w:rStyle w:val="aff9"/>
@@ -720,7 +720,7 @@
             <w:noProof/>
             <w:webHidden/>
           </w:rPr>
-          <w:instrText>PAGEREF _Toc242216914 \h</w:instrText>
+          <w:instrText>PAGEREF _Toc242216976 \h</w:instrText>
         </w:r>
         <w:r>
           <w:rPr>
@@ -778,7 +778,7 @@
           <w14:ligatures w14:val="standardContextual"/>
         </w:rPr>
       </w:pPr>
-      <w:hyperlink w:anchor="_Toc242216915" w:history="1">
+      <w:hyperlink w:anchor="_Toc242216977" w:history="1">
         <w:r>
           <w:rPr>
             <w:rStyle w:val="aff9"/>
@@ -816,7 +816,7 @@
             <w:noProof/>
             <w:webHidden/>
           </w:rPr>
-          <w:instrText>PAGEREF _Toc242216915 \h</w:instrText>
+          <w:instrText>PAGEREF _Toc242216977 \h</w:instrText>
         </w:r>
         <w:r>
           <w:rPr>
@@ -874,7 +874,7 @@
           <w14:ligatures w14:val="standardContextual"/>
         </w:rPr>
       </w:pPr>
-      <w:hyperlink w:anchor="_Toc242216916" w:history="1">
+      <w:hyperlink w:anchor="_Toc242216978" w:history="1">
         <w:r>
           <w:rPr>
             <w:rStyle w:val="aff9"/>
@@ -912,7 +912,7 @@
             <w:noProof/>
             <w:webHidden/>
           </w:rPr>
-          <w:instrText>PAGEREF _Toc242216916 \h</w:instrText>
+          <w:instrText>PAGEREF _Toc242216978 \h</w:instrText>
         </w:r>
         <w:r>
           <w:rPr>
@@ -970,7 +970,7 @@
           <w14:ligatures w14:val="standardContextual"/>
         </w:rPr>
       </w:pPr>
-      <w:hyperlink w:anchor="_Toc242216917" w:history="1">
+      <w:hyperlink w:anchor="_Toc242216979" w:history="1">
         <w:r>
           <w:rPr>
             <w:rStyle w:val="aff9"/>
@@ -1008,7 +1008,7 @@
             <w:noProof/>
             <w:webHidden/>
           </w:rPr>
-          <w:instrText>PAGEREF _Toc242216917 \h</w:instrText>
+          <w:instrText>PAGEREF _Toc242216979 \h</w:instrText>
         </w:r>
         <w:r>
           <w:rPr>
@@ -1066,7 +1066,7 @@
           <w14:ligatures w14:val="standardContextual"/>
         </w:rPr>
       </w:pPr>
-      <w:hyperlink w:anchor="_Toc242216918" w:history="1">
+      <w:hyperlink w:anchor="_Toc242216980" w:history="1">
         <w:r>
           <w:rPr>
             <w:rStyle w:val="aff9"/>
@@ -1104,7 +1104,7 @@
             <w:noProof/>
             <w:webHidden/>
           </w:rPr>
-          <w:instrText>PAGEREF _Toc242216918 \h</w:instrText>
+          <w:instrText>PAGEREF _Toc242216980 \h</w:instrText>
         </w:r>
         <w:r>
           <w:rPr>
@@ -1162,7 +1162,7 @@
           <w14:ligatures w14:val="standardContextual"/>
         </w:rPr>
       </w:pPr>
-      <w:hyperlink w:anchor="_Toc242216919" w:history="1">
+      <w:hyperlink w:anchor="_Toc242216981" w:history="1">
         <w:r>
           <w:rPr>
             <w:rStyle w:val="aff9"/>
@@ -1200,7 +1200,7 @@
             <w:noProof/>
             <w:webHidden/>
           </w:rPr>
-          <w:instrText>PAGEREF _Toc242216919 \h</w:instrText>
+          <w:instrText>PAGEREF _Toc242216981 \h</w:instrText>
         </w:r>
         <w:r>
           <w:rPr>
@@ -1258,7 +1258,7 @@
           <w14:ligatures w14:val="standardContextual"/>
         </w:rPr>
       </w:pPr>
-      <w:hyperlink w:anchor="_Toc242216920" w:history="1">
+      <w:hyperlink w:anchor="_Toc242216982" w:history="1">
         <w:r>
           <w:rPr>
             <w:rStyle w:val="aff9"/>
@@ -1296,7 +1296,7 @@
             <w:noProof/>
             <w:webHidden/>
           </w:rPr>
-          <w:instrText>PAGEREF _Toc242216920 \h</w:instrText>
+          <w:instrText>PAGEREF _Toc242216982 \h</w:instrText>
         </w:r>
         <w:r>
           <w:rPr>
@@ -1354,7 +1354,7 @@
           <w14:ligatures w14:val="standardContextual"/>
         </w:rPr>
       </w:pPr>
-      <w:hyperlink w:anchor="_Toc242216921" w:history="1">
+      <w:hyperlink w:anchor="_Toc242216983" w:history="1">
         <w:r>
           <w:rPr>
             <w:rStyle w:val="aff9"/>
@@ -1392,7 +1392,7 @@
             <w:noProof/>
             <w:webHidden/>
           </w:rPr>
-          <w:instrText>PAGEREF _Toc242216921 \h</w:instrText>
+          <w:instrText>PAGEREF _Toc242216983 \h</w:instrText>
         </w:r>
         <w:r>
           <w:rPr>
@@ -1450,7 +1450,7 @@
           <w14:ligatures w14:val="standardContextual"/>
         </w:rPr>
       </w:pPr>
-      <w:hyperlink w:anchor="_Toc242216922" w:history="1">
+      <w:hyperlink w:anchor="_Toc242216984" w:history="1">
         <w:r>
           <w:rPr>
             <w:rStyle w:val="aff9"/>
@@ -1488,7 +1488,7 @@
             <w:noProof/>
             <w:webHidden/>
           </w:rPr>
-          <w:instrText>PAGEREF _Toc242216922 \h</w:instrText>
+          <w:instrText>PAGEREF _Toc242216984 \h</w:instrText>
         </w:r>
         <w:r>
           <w:rPr>
@@ -1543,7 +1543,7 @@
         <w:pStyle w:val="1"/>
         <w:spacing w:before="280" w:after="120"/>
       </w:pPr>
-      <w:bookmarkStart w:id="0" w:name="_Toc242216909"/>
+      <w:bookmarkStart w:id="0" w:name="_Toc242216971"/>
       <w:r>
         <w:rPr>
           <w:rFonts w:ascii="Times New Roman" w:eastAsia="Arial" w:hAnsi="Times New Roman"/>
@@ -1992,7 +1992,7 @@
         <w:pStyle w:val="1"/>
         <w:spacing w:before="280" w:after="120"/>
       </w:pPr>
-      <w:bookmarkStart w:id="1" w:name="_Toc242216910"/>
+      <w:bookmarkStart w:id="1" w:name="_Toc242216972"/>
       <w:r>
         <w:rPr>
           <w:rFonts w:ascii="Times New Roman" w:eastAsia="Arial" w:hAnsi="Times New Roman"/>
@@ -2040,7 +2040,7 @@
         <w:pStyle w:val="1"/>
         <w:spacing w:before="280" w:after="120"/>
       </w:pPr>
-      <w:bookmarkStart w:id="2" w:name="_Toc242216911"/>
+      <w:bookmarkStart w:id="2" w:name="_Toc242216973"/>
       <w:r>
         <w:rPr>
           <w:rFonts w:ascii="Times New Roman" w:eastAsia="Arial" w:hAnsi="Times New Roman"/>
@@ -2460,7 +2460,7 @@
         <w:pStyle w:val="1"/>
         <w:spacing w:before="280" w:after="120"/>
       </w:pPr>
-      <w:bookmarkStart w:id="3" w:name="_Toc242216912"/>
+      <w:bookmarkStart w:id="3" w:name="_Toc242216974"/>
       <w:r>
         <w:rPr>
           <w:rFonts w:ascii="Times New Roman" w:eastAsia="Arial" w:hAnsi="Times New Roman"/>
@@ -2967,7 +2967,7 @@
         <w:pStyle w:val="1"/>
         <w:spacing w:before="280" w:after="120"/>
       </w:pPr>
-      <w:bookmarkStart w:id="4" w:name="_Toc242216913"/>
+      <w:bookmarkStart w:id="4" w:name="_Toc242216975"/>
       <w:r>
         <w:rPr>
           <w:rFonts w:ascii="Times New Roman" w:eastAsia="Arial" w:hAnsi="Times New Roman"/>
@@ -3421,7 +3421,7 @@
         <w:pStyle w:val="1"/>
         <w:spacing w:before="280" w:after="120"/>
       </w:pPr>
-      <w:bookmarkStart w:id="5" w:name="_Toc242216914"/>
+      <w:bookmarkStart w:id="5" w:name="_Toc242216976"/>
       <w:r>
         <w:rPr>
           <w:rFonts w:ascii="Times New Roman" w:eastAsia="Arial" w:hAnsi="Times New Roman"/>
@@ -3593,7 +3593,7 @@
         <w:pStyle w:val="1"/>
         <w:spacing w:before="280" w:after="120"/>
       </w:pPr>
-      <w:bookmarkStart w:id="6" w:name="_Toc242216915"/>
+      <w:bookmarkStart w:id="6" w:name="_Toc242216977"/>
       <w:r>
         <w:rPr>
           <w:rFonts w:ascii="Times New Roman" w:eastAsia="Arial" w:hAnsi="Times New Roman"/>
@@ -3799,7 +3799,7 @@
         <w:pStyle w:val="1"/>
         <w:spacing w:before="280" w:after="120"/>
       </w:pPr>
-      <w:bookmarkStart w:id="7" w:name="_Toc242216916"/>
+      <w:bookmarkStart w:id="7" w:name="_Toc242216978"/>
       <w:r>
         <w:rPr>
           <w:rFonts w:ascii="Times New Roman" w:eastAsia="Arial" w:hAnsi="Times New Roman"/>
@@ -3943,7 +3943,7 @@
         <w:pStyle w:val="1"/>
         <w:spacing w:before="280" w:after="120"/>
       </w:pPr>
-      <w:bookmarkStart w:id="8" w:name="_Toc242216917"/>
+      <w:bookmarkStart w:id="8" w:name="_Toc242216979"/>
       <w:r>
         <w:rPr>
           <w:rFonts w:ascii="Times New Roman" w:eastAsia="Arial" w:hAnsi="Times New Roman"/>
@@ -4252,7 +4252,7 @@
         <w:pStyle w:val="1"/>
         <w:spacing w:before="280" w:after="120"/>
       </w:pPr>
-      <w:bookmarkStart w:id="9" w:name="_Toc242216918"/>
+      <w:bookmarkStart w:id="9" w:name="_Toc242216980"/>
       <w:r>
         <w:rPr>
           <w:rFonts w:ascii="Times New Roman" w:eastAsia="Arial" w:hAnsi="Times New Roman"/>
@@ -4348,7 +4348,7 @@
         <w:pStyle w:val="1"/>
         <w:spacing w:before="280" w:after="120"/>
       </w:pPr>
-      <w:bookmarkStart w:id="10" w:name="_Toc242216919"/>
+      <w:bookmarkStart w:id="10" w:name="_Toc242216981"/>
       <w:r>
         <w:rPr>
           <w:rFonts w:ascii="Times New Roman" w:eastAsia="Arial" w:hAnsi="Times New Roman"/>
@@ -4454,7 +4454,7 @@
         <w:pStyle w:val="1"/>
         <w:spacing w:before="280" w:after="120"/>
       </w:pPr>
-      <w:bookmarkStart w:id="11" w:name="_Toc242216920"/>
+      <w:bookmarkStart w:id="11" w:name="_Toc242216982"/>
       <w:r>
         <w:rPr>
           <w:rFonts w:ascii="Times New Roman" w:eastAsia="Arial" w:hAnsi="Times New Roman"/>
@@ -4619,7 +4619,7 @@
         <w:pStyle w:val="1"/>
         <w:spacing w:before="280" w:after="120"/>
       </w:pPr>
-      <w:bookmarkStart w:id="12" w:name="_Toc242216921"/>
+      <w:bookmarkStart w:id="12" w:name="_Toc242216983"/>
       <w:r>
         <w:rPr>
           <w:rFonts w:ascii="Times New Roman" w:eastAsia="Arial" w:hAnsi="Times New Roman"/>
@@ -4857,7 +4857,7 @@
         <w:pStyle w:val="1"/>
         <w:spacing w:before="280" w:after="120"/>
       </w:pPr>
-      <w:bookmarkStart w:id="13" w:name="_Toc242216922"/>
+      <w:bookmarkStart w:id="13" w:name="_Toc242216984"/>
       <w:r>
         <w:rPr>
           <w:rFonts w:ascii="Times New Roman" w:eastAsia="Arial" w:hAnsi="Times New Roman"/>
@@ -5026,7 +5026,15 @@
         <w:rPr>
           <w:color w:val="000000"/>
         </w:rPr>
-        <w:t>attenuated rather than inflated, and a robustness run drops those events.</w:t>
+        <w:t>attenuated rather than inflated. A robustness run drops that cohort, which is 2,674</w:t>
+      </w:r>
+    </w:p>
+    <w:p>
+      <w:r>
+        <w:rPr>
+          <w:color w:val="000000"/>
+        </w:rPr>
+        <w:t>events (12.7% of the sample) and 18.5% of all star events.</w:t>
       </w:r>
     </w:p>
     <w:p>
@@ -5660,31 +5668,31 @@
       </w:rPr>
     </w:lvl>
   </w:abstractNum>
-  <w:num w:numId="1" w16cid:durableId="1488204532">
+  <w:num w:numId="1" w16cid:durableId="49118906">
     <w:abstractNumId w:val="8"/>
   </w:num>
-  <w:num w:numId="2" w16cid:durableId="573976477">
+  <w:num w:numId="2" w16cid:durableId="2082634342">
     <w:abstractNumId w:val="6"/>
   </w:num>
-  <w:num w:numId="3" w16cid:durableId="1798571884">
+  <w:num w:numId="3" w16cid:durableId="779295819">
     <w:abstractNumId w:val="5"/>
   </w:num>
-  <w:num w:numId="4" w16cid:durableId="1496187695">
+  <w:num w:numId="4" w16cid:durableId="133448475">
     <w:abstractNumId w:val="4"/>
   </w:num>
-  <w:num w:numId="5" w16cid:durableId="1041856606">
+  <w:num w:numId="5" w16cid:durableId="205217931">
     <w:abstractNumId w:val="7"/>
   </w:num>
-  <w:num w:numId="6" w16cid:durableId="1678923084">
+  <w:num w:numId="6" w16cid:durableId="2099448340">
     <w:abstractNumId w:val="3"/>
   </w:num>
-  <w:num w:numId="7" w16cid:durableId="840656680">
+  <w:num w:numId="7" w16cid:durableId="999651641">
     <w:abstractNumId w:val="2"/>
   </w:num>
-  <w:num w:numId="8" w16cid:durableId="398097432">
+  <w:num w:numId="8" w16cid:durableId="367805276">
     <w:abstractNumId w:val="1"/>
   </w:num>
-  <w:num w:numId="9" w16cid:durableId="1287081482">
+  <w:num w:numId="9" w16cid:durableId="1283537656">
     <w:abstractNumId w:val="0"/>
   </w:num>
 </w:numbering>
@@ -17083,14 +17091,14 @@
     <w:autoRedefine/>
     <w:uiPriority w:val="39"/>
     <w:unhideWhenUsed/>
-    <w:rsid w:val="00EB36EF"/>
+    <w:rsid w:val="005E40D3"/>
   </w:style>
   <w:style w:type="character" w:styleId="aff9">
     <w:name w:val="Hyperlink"/>
     <w:basedOn w:val="a2"/>
     <w:uiPriority w:val="99"/>
     <w:unhideWhenUsed/>
-    <w:rsid w:val="00EB36EF"/>
+    <w:rsid w:val="005E40D3"/>
     <w:rPr>
       <w:color w:val="0000FF" w:themeColor="hyperlink"/>
       <w:u w:val="single"/>

--- a/Project10_Star_Analyst_Research_Plan_EN.docx
+++ b/Project10_Star_Analyst_Research_Plan_EN.docx
@@ -202,7 +202,7 @@
         </w:rPr>
         <w:fldChar w:fldCharType="separate"/>
       </w:r>
-      <w:hyperlink w:anchor="_Toc242216971" w:history="1">
+      <w:hyperlink w:anchor="_Toc242217868" w:history="1">
         <w:r>
           <w:rPr>
             <w:rStyle w:val="aff9"/>
@@ -240,7 +240,7 @@
             <w:noProof/>
             <w:webHidden/>
           </w:rPr>
-          <w:instrText>PAGEREF _Toc242216971 \h</w:instrText>
+          <w:instrText>PAGEREF _Toc242217868 \h</w:instrText>
         </w:r>
         <w:r>
           <w:rPr>
@@ -298,7 +298,7 @@
           <w14:ligatures w14:val="standardContextual"/>
         </w:rPr>
       </w:pPr>
-      <w:hyperlink w:anchor="_Toc242216972" w:history="1">
+      <w:hyperlink w:anchor="_Toc242217869" w:history="1">
         <w:r>
           <w:rPr>
             <w:rStyle w:val="aff9"/>
@@ -336,7 +336,7 @@
             <w:noProof/>
             <w:webHidden/>
           </w:rPr>
-          <w:instrText>PAGEREF _Toc242216972 \h</w:instrText>
+          <w:instrText>PAGEREF _Toc242217869 \h</w:instrText>
         </w:r>
         <w:r>
           <w:rPr>
@@ -394,7 +394,7 @@
           <w14:ligatures w14:val="standardContextual"/>
         </w:rPr>
       </w:pPr>
-      <w:hyperlink w:anchor="_Toc242216973" w:history="1">
+      <w:hyperlink w:anchor="_Toc242217870" w:history="1">
         <w:r>
           <w:rPr>
             <w:rStyle w:val="aff9"/>
@@ -432,7 +432,7 @@
             <w:noProof/>
             <w:webHidden/>
           </w:rPr>
-          <w:instrText>PAGEREF _Toc242216973 \h</w:instrText>
+          <w:instrText>PAGEREF _Toc242217870 \h</w:instrText>
         </w:r>
         <w:r>
           <w:rPr>
@@ -490,7 +490,7 @@
           <w14:ligatures w14:val="standardContextual"/>
         </w:rPr>
       </w:pPr>
-      <w:hyperlink w:anchor="_Toc242216974" w:history="1">
+      <w:hyperlink w:anchor="_Toc242217871" w:history="1">
         <w:r>
           <w:rPr>
             <w:rStyle w:val="aff9"/>
@@ -528,7 +528,7 @@
             <w:noProof/>
             <w:webHidden/>
           </w:rPr>
-          <w:instrText>PAGEREF _Toc242216974 \h</w:instrText>
+          <w:instrText>PAGEREF _Toc242217871 \h</w:instrText>
         </w:r>
         <w:r>
           <w:rPr>
@@ -586,7 +586,7 @@
           <w14:ligatures w14:val="standardContextual"/>
         </w:rPr>
       </w:pPr>
-      <w:hyperlink w:anchor="_Toc242216975" w:history="1">
+      <w:hyperlink w:anchor="_Toc242217872" w:history="1">
         <w:r>
           <w:rPr>
             <w:rStyle w:val="aff9"/>
@@ -624,7 +624,7 @@
             <w:noProof/>
             <w:webHidden/>
           </w:rPr>
-          <w:instrText>PAGEREF _Toc242216975 \h</w:instrText>
+          <w:instrText>PAGEREF _Toc242217872 \h</w:instrText>
         </w:r>
         <w:r>
           <w:rPr>
@@ -682,7 +682,7 @@
           <w14:ligatures w14:val="standardContextual"/>
         </w:rPr>
       </w:pPr>
-      <w:hyperlink w:anchor="_Toc242216976" w:history="1">
+      <w:hyperlink w:anchor="_Toc242217873" w:history="1">
         <w:r>
           <w:rPr>
             <w:rStyle w:val="aff9"/>
@@ -720,7 +720,7 @@
             <w:noProof/>
             <w:webHidden/>
           </w:rPr>
-          <w:instrText>PAGEREF _Toc242216976 \h</w:instrText>
+          <w:instrText>PAGEREF _Toc242217873 \h</w:instrText>
         </w:r>
         <w:r>
           <w:rPr>
@@ -778,7 +778,7 @@
           <w14:ligatures w14:val="standardContextual"/>
         </w:rPr>
       </w:pPr>
-      <w:hyperlink w:anchor="_Toc242216977" w:history="1">
+      <w:hyperlink w:anchor="_Toc242217874" w:history="1">
         <w:r>
           <w:rPr>
             <w:rStyle w:val="aff9"/>
@@ -816,7 +816,7 @@
             <w:noProof/>
             <w:webHidden/>
           </w:rPr>
-          <w:instrText>PAGEREF _Toc242216977 \h</w:instrText>
+          <w:instrText>PAGEREF _Toc242217874 \h</w:instrText>
         </w:r>
         <w:r>
           <w:rPr>
@@ -874,7 +874,7 @@
           <w14:ligatures w14:val="standardContextual"/>
         </w:rPr>
       </w:pPr>
-      <w:hyperlink w:anchor="_Toc242216978" w:history="1">
+      <w:hyperlink w:anchor="_Toc242217875" w:history="1">
         <w:r>
           <w:rPr>
             <w:rStyle w:val="aff9"/>
@@ -912,7 +912,7 @@
             <w:noProof/>
             <w:webHidden/>
           </w:rPr>
-          <w:instrText>PAGEREF _Toc242216978 \h</w:instrText>
+          <w:instrText>PAGEREF _Toc242217875 \h</w:instrText>
         </w:r>
         <w:r>
           <w:rPr>
@@ -970,7 +970,7 @@
           <w14:ligatures w14:val="standardContextual"/>
         </w:rPr>
       </w:pPr>
-      <w:hyperlink w:anchor="_Toc242216979" w:history="1">
+      <w:hyperlink w:anchor="_Toc242217876" w:history="1">
         <w:r>
           <w:rPr>
             <w:rStyle w:val="aff9"/>
@@ -1008,7 +1008,7 @@
             <w:noProof/>
             <w:webHidden/>
           </w:rPr>
-          <w:instrText>PAGEREF _Toc242216979 \h</w:instrText>
+          <w:instrText>PAGEREF _Toc242217876 \h</w:instrText>
         </w:r>
         <w:r>
           <w:rPr>
@@ -1066,7 +1066,7 @@
           <w14:ligatures w14:val="standardContextual"/>
         </w:rPr>
       </w:pPr>
-      <w:hyperlink w:anchor="_Toc242216980" w:history="1">
+      <w:hyperlink w:anchor="_Toc242217877" w:history="1">
         <w:r>
           <w:rPr>
             <w:rStyle w:val="aff9"/>
@@ -1104,7 +1104,7 @@
             <w:noProof/>
             <w:webHidden/>
           </w:rPr>
-          <w:instrText>PAGEREF _Toc242216980 \h</w:instrText>
+          <w:instrText>PAGEREF _Toc242217877 \h</w:instrText>
         </w:r>
         <w:r>
           <w:rPr>
@@ -1162,7 +1162,7 @@
           <w14:ligatures w14:val="standardContextual"/>
         </w:rPr>
       </w:pPr>
-      <w:hyperlink w:anchor="_Toc242216981" w:history="1">
+      <w:hyperlink w:anchor="_Toc242217878" w:history="1">
         <w:r>
           <w:rPr>
             <w:rStyle w:val="aff9"/>
@@ -1200,7 +1200,7 @@
             <w:noProof/>
             <w:webHidden/>
           </w:rPr>
-          <w:instrText>PAGEREF _Toc242216981 \h</w:instrText>
+          <w:instrText>PAGEREF _Toc242217878 \h</w:instrText>
         </w:r>
         <w:r>
           <w:rPr>
@@ -1258,7 +1258,7 @@
           <w14:ligatures w14:val="standardContextual"/>
         </w:rPr>
       </w:pPr>
-      <w:hyperlink w:anchor="_Toc242216982" w:history="1">
+      <w:hyperlink w:anchor="_Toc242217879" w:history="1">
         <w:r>
           <w:rPr>
             <w:rStyle w:val="aff9"/>
@@ -1296,7 +1296,7 @@
             <w:noProof/>
             <w:webHidden/>
           </w:rPr>
-          <w:instrText>PAGEREF _Toc242216982 \h</w:instrText>
+          <w:instrText>PAGEREF _Toc242217879 \h</w:instrText>
         </w:r>
         <w:r>
           <w:rPr>
@@ -1354,7 +1354,7 @@
           <w14:ligatures w14:val="standardContextual"/>
         </w:rPr>
       </w:pPr>
-      <w:hyperlink w:anchor="_Toc242216983" w:history="1">
+      <w:hyperlink w:anchor="_Toc242217880" w:history="1">
         <w:r>
           <w:rPr>
             <w:rStyle w:val="aff9"/>
@@ -1392,7 +1392,7 @@
             <w:noProof/>
             <w:webHidden/>
           </w:rPr>
-          <w:instrText>PAGEREF _Toc242216983 \h</w:instrText>
+          <w:instrText>PAGEREF _Toc242217880 \h</w:instrText>
         </w:r>
         <w:r>
           <w:rPr>
@@ -1450,7 +1450,7 @@
           <w14:ligatures w14:val="standardContextual"/>
         </w:rPr>
       </w:pPr>
-      <w:hyperlink w:anchor="_Toc242216984" w:history="1">
+      <w:hyperlink w:anchor="_Toc242217881" w:history="1">
         <w:r>
           <w:rPr>
             <w:rStyle w:val="aff9"/>
@@ -1488,7 +1488,7 @@
             <w:noProof/>
             <w:webHidden/>
           </w:rPr>
-          <w:instrText>PAGEREF _Toc242216984 \h</w:instrText>
+          <w:instrText>PAGEREF _Toc242217881 \h</w:instrText>
         </w:r>
         <w:r>
           <w:rPr>
@@ -1543,7 +1543,7 @@
         <w:pStyle w:val="1"/>
         <w:spacing w:before="280" w:after="120"/>
       </w:pPr>
-      <w:bookmarkStart w:id="0" w:name="_Toc242216971"/>
+      <w:bookmarkStart w:id="0" w:name="_Toc242217868"/>
       <w:r>
         <w:rPr>
           <w:rFonts w:ascii="Times New Roman" w:eastAsia="Arial" w:hAnsi="Times New Roman"/>
@@ -1992,7 +1992,7 @@
         <w:pStyle w:val="1"/>
         <w:spacing w:before="280" w:after="120"/>
       </w:pPr>
-      <w:bookmarkStart w:id="1" w:name="_Toc242216972"/>
+      <w:bookmarkStart w:id="1" w:name="_Toc242217869"/>
       <w:r>
         <w:rPr>
           <w:rFonts w:ascii="Times New Roman" w:eastAsia="Arial" w:hAnsi="Times New Roman"/>
@@ -2040,7 +2040,7 @@
         <w:pStyle w:val="1"/>
         <w:spacing w:before="280" w:after="120"/>
       </w:pPr>
-      <w:bookmarkStart w:id="2" w:name="_Toc242216973"/>
+      <w:bookmarkStart w:id="2" w:name="_Toc242217870"/>
       <w:r>
         <w:rPr>
           <w:rFonts w:ascii="Times New Roman" w:eastAsia="Arial" w:hAnsi="Times New Roman"/>
@@ -2460,7 +2460,7 @@
         <w:pStyle w:val="1"/>
         <w:spacing w:before="280" w:after="120"/>
       </w:pPr>
-      <w:bookmarkStart w:id="3" w:name="_Toc242216974"/>
+      <w:bookmarkStart w:id="3" w:name="_Toc242217871"/>
       <w:r>
         <w:rPr>
           <w:rFonts w:ascii="Times New Roman" w:eastAsia="Arial" w:hAnsi="Times New Roman"/>
@@ -2967,7 +2967,7 @@
         <w:pStyle w:val="1"/>
         <w:spacing w:before="280" w:after="120"/>
       </w:pPr>
-      <w:bookmarkStart w:id="4" w:name="_Toc242216975"/>
+      <w:bookmarkStart w:id="4" w:name="_Toc242217872"/>
       <w:r>
         <w:rPr>
           <w:rFonts w:ascii="Times New Roman" w:eastAsia="Arial" w:hAnsi="Times New Roman"/>
@@ -3421,7 +3421,7 @@
         <w:pStyle w:val="1"/>
         <w:spacing w:before="280" w:after="120"/>
       </w:pPr>
-      <w:bookmarkStart w:id="5" w:name="_Toc242216976"/>
+      <w:bookmarkStart w:id="5" w:name="_Toc242217873"/>
       <w:r>
         <w:rPr>
           <w:rFonts w:ascii="Times New Roman" w:eastAsia="Arial" w:hAnsi="Times New Roman"/>
@@ -3593,7 +3593,7 @@
         <w:pStyle w:val="1"/>
         <w:spacing w:before="280" w:after="120"/>
       </w:pPr>
-      <w:bookmarkStart w:id="6" w:name="_Toc242216977"/>
+      <w:bookmarkStart w:id="6" w:name="_Toc242217874"/>
       <w:r>
         <w:rPr>
           <w:rFonts w:ascii="Times New Roman" w:eastAsia="Arial" w:hAnsi="Times New Roman"/>
@@ -3799,7 +3799,7 @@
         <w:pStyle w:val="1"/>
         <w:spacing w:before="280" w:after="120"/>
       </w:pPr>
-      <w:bookmarkStart w:id="7" w:name="_Toc242216978"/>
+      <w:bookmarkStart w:id="7" w:name="_Toc242217875"/>
       <w:r>
         <w:rPr>
           <w:rFonts w:ascii="Times New Roman" w:eastAsia="Arial" w:hAnsi="Times New Roman"/>
@@ -3943,7 +3943,7 @@
         <w:pStyle w:val="1"/>
         <w:spacing w:before="280" w:after="120"/>
       </w:pPr>
-      <w:bookmarkStart w:id="8" w:name="_Toc242216979"/>
+      <w:bookmarkStart w:id="8" w:name="_Toc242217876"/>
       <w:r>
         <w:rPr>
           <w:rFonts w:ascii="Times New Roman" w:eastAsia="Arial" w:hAnsi="Times New Roman"/>
@@ -4252,7 +4252,7 @@
         <w:pStyle w:val="1"/>
         <w:spacing w:before="280" w:after="120"/>
       </w:pPr>
-      <w:bookmarkStart w:id="9" w:name="_Toc242216980"/>
+      <w:bookmarkStart w:id="9" w:name="_Toc242217877"/>
       <w:r>
         <w:rPr>
           <w:rFonts w:ascii="Times New Roman" w:eastAsia="Arial" w:hAnsi="Times New Roman"/>
@@ -4348,7 +4348,7 @@
         <w:pStyle w:val="1"/>
         <w:spacing w:before="280" w:after="120"/>
       </w:pPr>
-      <w:bookmarkStart w:id="10" w:name="_Toc242216981"/>
+      <w:bookmarkStart w:id="10" w:name="_Toc242217878"/>
       <w:r>
         <w:rPr>
           <w:rFonts w:ascii="Times New Roman" w:eastAsia="Arial" w:hAnsi="Times New Roman"/>
@@ -4454,7 +4454,7 @@
         <w:pStyle w:val="1"/>
         <w:spacing w:before="280" w:after="120"/>
       </w:pPr>
-      <w:bookmarkStart w:id="11" w:name="_Toc242216982"/>
+      <w:bookmarkStart w:id="11" w:name="_Toc242217879"/>
       <w:r>
         <w:rPr>
           <w:rFonts w:ascii="Times New Roman" w:eastAsia="Arial" w:hAnsi="Times New Roman"/>
@@ -4619,7 +4619,7 @@
         <w:pStyle w:val="1"/>
         <w:spacing w:before="280" w:after="120"/>
       </w:pPr>
-      <w:bookmarkStart w:id="12" w:name="_Toc242216983"/>
+      <w:bookmarkStart w:id="12" w:name="_Toc242217880"/>
       <w:r>
         <w:rPr>
           <w:rFonts w:ascii="Times New Roman" w:eastAsia="Arial" w:hAnsi="Times New Roman"/>
@@ -4857,7 +4857,7 @@
         <w:pStyle w:val="1"/>
         <w:spacing w:before="280" w:after="120"/>
       </w:pPr>
-      <w:bookmarkStart w:id="13" w:name="_Toc242216984"/>
+      <w:bookmarkStart w:id="13" w:name="_Toc242217881"/>
       <w:r>
         <w:rPr>
           <w:rFonts w:ascii="Times New Roman" w:eastAsia="Arial" w:hAnsi="Times New Roman"/>
@@ -4978,15 +4978,23 @@
         <w:rPr>
           <w:color w:val="000000"/>
         </w:rPr>
-        <w:t xml:space="preserve"> is censored at the source floor. The analyst rating detail begins in June 2009,</w:t>
-      </w:r>
-    </w:p>
-    <w:p>
-      <w:r>
-        <w:rPr>
-          <w:color w:val="000000"/>
-        </w:rPr>
-        <w:t>so the 18.8% of analysts whose first report sits at that boundary cannot be ranked</w:t>
+        <w:t xml:space="preserve"> is censored at the source floor. The analyst rating detail begins in June 2009, measured rather than assumed (a query for</w:t>
+      </w:r>
+    </w:p>
+    <w:p>
+      <w:r>
+        <w:rPr>
+          <w:color w:val="000000"/>
+        </w:rPr>
+        <w:t>2009 returns 27,059 rows, for 2008 two, and the earliest first-report date we observe is</w:t>
+      </w:r>
+    </w:p>
+    <w:p>
+      <w:r>
+        <w:rPr>
+          <w:color w:val="000000"/>
+        </w:rPr>
+        <w:t>2009-06-15), so the 18.8% of analysts whose first report sits at that boundary cannot be ranked</w:t>
       </w:r>
     </w:p>
     <w:p>
@@ -5668,31 +5676,31 @@
       </w:rPr>
     </w:lvl>
   </w:abstractNum>
-  <w:num w:numId="1" w16cid:durableId="49118906">
+  <w:num w:numId="1" w16cid:durableId="316615723">
     <w:abstractNumId w:val="8"/>
   </w:num>
-  <w:num w:numId="2" w16cid:durableId="2082634342">
+  <w:num w:numId="2" w16cid:durableId="400249903">
     <w:abstractNumId w:val="6"/>
   </w:num>
-  <w:num w:numId="3" w16cid:durableId="779295819">
+  <w:num w:numId="3" w16cid:durableId="542063853">
     <w:abstractNumId w:val="5"/>
   </w:num>
-  <w:num w:numId="4" w16cid:durableId="133448475">
+  <w:num w:numId="4" w16cid:durableId="686100960">
     <w:abstractNumId w:val="4"/>
   </w:num>
-  <w:num w:numId="5" w16cid:durableId="205217931">
+  <w:num w:numId="5" w16cid:durableId="1515847819">
     <w:abstractNumId w:val="7"/>
   </w:num>
-  <w:num w:numId="6" w16cid:durableId="2099448340">
+  <w:num w:numId="6" w16cid:durableId="1403330224">
     <w:abstractNumId w:val="3"/>
   </w:num>
-  <w:num w:numId="7" w16cid:durableId="999651641">
+  <w:num w:numId="7" w16cid:durableId="2034646837">
     <w:abstractNumId w:val="2"/>
   </w:num>
-  <w:num w:numId="8" w16cid:durableId="367805276">
+  <w:num w:numId="8" w16cid:durableId="1633091774">
     <w:abstractNumId w:val="1"/>
   </w:num>
-  <w:num w:numId="9" w16cid:durableId="1283537656">
+  <w:num w:numId="9" w16cid:durableId="26611673">
     <w:abstractNumId w:val="0"/>
   </w:num>
 </w:numbering>
@@ -17091,14 +17099,14 @@
     <w:autoRedefine/>
     <w:uiPriority w:val="39"/>
     <w:unhideWhenUsed/>
-    <w:rsid w:val="005E40D3"/>
+    <w:rsid w:val="00250186"/>
   </w:style>
   <w:style w:type="character" w:styleId="aff9">
     <w:name w:val="Hyperlink"/>
     <w:basedOn w:val="a2"/>
     <w:uiPriority w:val="99"/>
     <w:unhideWhenUsed/>
-    <w:rsid w:val="005E40D3"/>
+    <w:rsid w:val="00250186"/>
     <w:rPr>
       <w:color w:val="0000FF" w:themeColor="hyperlink"/>
       <w:u w:val="single"/>

--- a/Project10_Star_Analyst_Research_Plan_EN.docx
+++ b/Project10_Star_Analyst_Research_Plan_EN.docx
@@ -202,7 +202,7 @@
         </w:rPr>
         <w:fldChar w:fldCharType="separate"/>
       </w:r>
-      <w:hyperlink w:anchor="_Toc242217868" w:history="1">
+      <w:hyperlink w:anchor="_Toc242218499" w:history="1">
         <w:r>
           <w:rPr>
             <w:rStyle w:val="aff9"/>
@@ -240,7 +240,7 @@
             <w:noProof/>
             <w:webHidden/>
           </w:rPr>
-          <w:instrText>PAGEREF _Toc242217868 \h</w:instrText>
+          <w:instrText>PAGEREF _Toc242218499 \h</w:instrText>
         </w:r>
         <w:r>
           <w:rPr>
@@ -298,7 +298,7 @@
           <w14:ligatures w14:val="standardContextual"/>
         </w:rPr>
       </w:pPr>
-      <w:hyperlink w:anchor="_Toc242217869" w:history="1">
+      <w:hyperlink w:anchor="_Toc242218500" w:history="1">
         <w:r>
           <w:rPr>
             <w:rStyle w:val="aff9"/>
@@ -336,7 +336,7 @@
             <w:noProof/>
             <w:webHidden/>
           </w:rPr>
-          <w:instrText>PAGEREF _Toc242217869 \h</w:instrText>
+          <w:instrText>PAGEREF _Toc242218500 \h</w:instrText>
         </w:r>
         <w:r>
           <w:rPr>
@@ -394,7 +394,7 @@
           <w14:ligatures w14:val="standardContextual"/>
         </w:rPr>
       </w:pPr>
-      <w:hyperlink w:anchor="_Toc242217870" w:history="1">
+      <w:hyperlink w:anchor="_Toc242218501" w:history="1">
         <w:r>
           <w:rPr>
             <w:rStyle w:val="aff9"/>
@@ -432,7 +432,7 @@
             <w:noProof/>
             <w:webHidden/>
           </w:rPr>
-          <w:instrText>PAGEREF _Toc242217870 \h</w:instrText>
+          <w:instrText>PAGEREF _Toc242218501 \h</w:instrText>
         </w:r>
         <w:r>
           <w:rPr>
@@ -490,7 +490,7 @@
           <w14:ligatures w14:val="standardContextual"/>
         </w:rPr>
       </w:pPr>
-      <w:hyperlink w:anchor="_Toc242217871" w:history="1">
+      <w:hyperlink w:anchor="_Toc242218502" w:history="1">
         <w:r>
           <w:rPr>
             <w:rStyle w:val="aff9"/>
@@ -528,7 +528,7 @@
             <w:noProof/>
             <w:webHidden/>
           </w:rPr>
-          <w:instrText>PAGEREF _Toc242217871 \h</w:instrText>
+          <w:instrText>PAGEREF _Toc242218502 \h</w:instrText>
         </w:r>
         <w:r>
           <w:rPr>
@@ -586,7 +586,7 @@
           <w14:ligatures w14:val="standardContextual"/>
         </w:rPr>
       </w:pPr>
-      <w:hyperlink w:anchor="_Toc242217872" w:history="1">
+      <w:hyperlink w:anchor="_Toc242218503" w:history="1">
         <w:r>
           <w:rPr>
             <w:rStyle w:val="aff9"/>
@@ -624,7 +624,7 @@
             <w:noProof/>
             <w:webHidden/>
           </w:rPr>
-          <w:instrText>PAGEREF _Toc242217872 \h</w:instrText>
+          <w:instrText>PAGEREF _Toc242218503 \h</w:instrText>
         </w:r>
         <w:r>
           <w:rPr>
@@ -682,7 +682,7 @@
           <w14:ligatures w14:val="standardContextual"/>
         </w:rPr>
       </w:pPr>
-      <w:hyperlink w:anchor="_Toc242217873" w:history="1">
+      <w:hyperlink w:anchor="_Toc242218504" w:history="1">
         <w:r>
           <w:rPr>
             <w:rStyle w:val="aff9"/>
@@ -720,7 +720,7 @@
             <w:noProof/>
             <w:webHidden/>
           </w:rPr>
-          <w:instrText>PAGEREF _Toc242217873 \h</w:instrText>
+          <w:instrText>PAGEREF _Toc242218504 \h</w:instrText>
         </w:r>
         <w:r>
           <w:rPr>
@@ -778,7 +778,7 @@
           <w14:ligatures w14:val="standardContextual"/>
         </w:rPr>
       </w:pPr>
-      <w:hyperlink w:anchor="_Toc242217874" w:history="1">
+      <w:hyperlink w:anchor="_Toc242218505" w:history="1">
         <w:r>
           <w:rPr>
             <w:rStyle w:val="aff9"/>
@@ -816,7 +816,7 @@
             <w:noProof/>
             <w:webHidden/>
           </w:rPr>
-          <w:instrText>PAGEREF _Toc242217874 \h</w:instrText>
+          <w:instrText>PAGEREF _Toc242218505 \h</w:instrText>
         </w:r>
         <w:r>
           <w:rPr>
@@ -874,7 +874,7 @@
           <w14:ligatures w14:val="standardContextual"/>
         </w:rPr>
       </w:pPr>
-      <w:hyperlink w:anchor="_Toc242217875" w:history="1">
+      <w:hyperlink w:anchor="_Toc242218506" w:history="1">
         <w:r>
           <w:rPr>
             <w:rStyle w:val="aff9"/>
@@ -912,7 +912,7 @@
             <w:noProof/>
             <w:webHidden/>
           </w:rPr>
-          <w:instrText>PAGEREF _Toc242217875 \h</w:instrText>
+          <w:instrText>PAGEREF _Toc242218506 \h</w:instrText>
         </w:r>
         <w:r>
           <w:rPr>
@@ -970,7 +970,7 @@
           <w14:ligatures w14:val="standardContextual"/>
         </w:rPr>
       </w:pPr>
-      <w:hyperlink w:anchor="_Toc242217876" w:history="1">
+      <w:hyperlink w:anchor="_Toc242218507" w:history="1">
         <w:r>
           <w:rPr>
             <w:rStyle w:val="aff9"/>
@@ -1008,7 +1008,7 @@
             <w:noProof/>
             <w:webHidden/>
           </w:rPr>
-          <w:instrText>PAGEREF _Toc242217876 \h</w:instrText>
+          <w:instrText>PAGEREF _Toc242218507 \h</w:instrText>
         </w:r>
         <w:r>
           <w:rPr>
@@ -1066,7 +1066,7 @@
           <w14:ligatures w14:val="standardContextual"/>
         </w:rPr>
       </w:pPr>
-      <w:hyperlink w:anchor="_Toc242217877" w:history="1">
+      <w:hyperlink w:anchor="_Toc242218508" w:history="1">
         <w:r>
           <w:rPr>
             <w:rStyle w:val="aff9"/>
@@ -1104,7 +1104,7 @@
             <w:noProof/>
             <w:webHidden/>
           </w:rPr>
-          <w:instrText>PAGEREF _Toc242217877 \h</w:instrText>
+          <w:instrText>PAGEREF _Toc242218508 \h</w:instrText>
         </w:r>
         <w:r>
           <w:rPr>
@@ -1162,7 +1162,7 @@
           <w14:ligatures w14:val="standardContextual"/>
         </w:rPr>
       </w:pPr>
-      <w:hyperlink w:anchor="_Toc242217878" w:history="1">
+      <w:hyperlink w:anchor="_Toc242218509" w:history="1">
         <w:r>
           <w:rPr>
             <w:rStyle w:val="aff9"/>
@@ -1200,7 +1200,7 @@
             <w:noProof/>
             <w:webHidden/>
           </w:rPr>
-          <w:instrText>PAGEREF _Toc242217878 \h</w:instrText>
+          <w:instrText>PAGEREF _Toc242218509 \h</w:instrText>
         </w:r>
         <w:r>
           <w:rPr>
@@ -1258,7 +1258,7 @@
           <w14:ligatures w14:val="standardContextual"/>
         </w:rPr>
       </w:pPr>
-      <w:hyperlink w:anchor="_Toc242217879" w:history="1">
+      <w:hyperlink w:anchor="_Toc242218510" w:history="1">
         <w:r>
           <w:rPr>
             <w:rStyle w:val="aff9"/>
@@ -1296,7 +1296,7 @@
             <w:noProof/>
             <w:webHidden/>
           </w:rPr>
-          <w:instrText>PAGEREF _Toc242217879 \h</w:instrText>
+          <w:instrText>PAGEREF _Toc242218510 \h</w:instrText>
         </w:r>
         <w:r>
           <w:rPr>
@@ -1354,7 +1354,7 @@
           <w14:ligatures w14:val="standardContextual"/>
         </w:rPr>
       </w:pPr>
-      <w:hyperlink w:anchor="_Toc242217880" w:history="1">
+      <w:hyperlink w:anchor="_Toc242218511" w:history="1">
         <w:r>
           <w:rPr>
             <w:rStyle w:val="aff9"/>
@@ -1392,7 +1392,7 @@
             <w:noProof/>
             <w:webHidden/>
           </w:rPr>
-          <w:instrText>PAGEREF _Toc242217880 \h</w:instrText>
+          <w:instrText>PAGEREF _Toc242218511 \h</w:instrText>
         </w:r>
         <w:r>
           <w:rPr>
@@ -1450,7 +1450,7 @@
           <w14:ligatures w14:val="standardContextual"/>
         </w:rPr>
       </w:pPr>
-      <w:hyperlink w:anchor="_Toc242217881" w:history="1">
+      <w:hyperlink w:anchor="_Toc242218512" w:history="1">
         <w:r>
           <w:rPr>
             <w:rStyle w:val="aff9"/>
@@ -1488,7 +1488,7 @@
             <w:noProof/>
             <w:webHidden/>
           </w:rPr>
-          <w:instrText>PAGEREF _Toc242217881 \h</w:instrText>
+          <w:instrText>PAGEREF _Toc242218512 \h</w:instrText>
         </w:r>
         <w:r>
           <w:rPr>
@@ -1543,7 +1543,7 @@
         <w:pStyle w:val="1"/>
         <w:spacing w:before="280" w:after="120"/>
       </w:pPr>
-      <w:bookmarkStart w:id="0" w:name="_Toc242217868"/>
+      <w:bookmarkStart w:id="0" w:name="_Toc242218499"/>
       <w:r>
         <w:rPr>
           <w:rFonts w:ascii="Times New Roman" w:eastAsia="Arial" w:hAnsi="Times New Roman"/>
@@ -1992,7 +1992,7 @@
         <w:pStyle w:val="1"/>
         <w:spacing w:before="280" w:after="120"/>
       </w:pPr>
-      <w:bookmarkStart w:id="1" w:name="_Toc242217869"/>
+      <w:bookmarkStart w:id="1" w:name="_Toc242218500"/>
       <w:r>
         <w:rPr>
           <w:rFonts w:ascii="Times New Roman" w:eastAsia="Arial" w:hAnsi="Times New Roman"/>
@@ -2040,7 +2040,7 @@
         <w:pStyle w:val="1"/>
         <w:spacing w:before="280" w:after="120"/>
       </w:pPr>
-      <w:bookmarkStart w:id="2" w:name="_Toc242217870"/>
+      <w:bookmarkStart w:id="2" w:name="_Toc242218501"/>
       <w:r>
         <w:rPr>
           <w:rFonts w:ascii="Times New Roman" w:eastAsia="Arial" w:hAnsi="Times New Roman"/>
@@ -2460,7 +2460,7 @@
         <w:pStyle w:val="1"/>
         <w:spacing w:before="280" w:after="120"/>
       </w:pPr>
-      <w:bookmarkStart w:id="3" w:name="_Toc242217871"/>
+      <w:bookmarkStart w:id="3" w:name="_Toc242218502"/>
       <w:r>
         <w:rPr>
           <w:rFonts w:ascii="Times New Roman" w:eastAsia="Arial" w:hAnsi="Times New Roman"/>
@@ -2967,7 +2967,7 @@
         <w:pStyle w:val="1"/>
         <w:spacing w:before="280" w:after="120"/>
       </w:pPr>
-      <w:bookmarkStart w:id="4" w:name="_Toc242217872"/>
+      <w:bookmarkStart w:id="4" w:name="_Toc242218503"/>
       <w:r>
         <w:rPr>
           <w:rFonts w:ascii="Times New Roman" w:eastAsia="Arial" w:hAnsi="Times New Roman"/>
@@ -3421,7 +3421,7 @@
         <w:pStyle w:val="1"/>
         <w:spacing w:before="280" w:after="120"/>
       </w:pPr>
-      <w:bookmarkStart w:id="5" w:name="_Toc242217873"/>
+      <w:bookmarkStart w:id="5" w:name="_Toc242218504"/>
       <w:r>
         <w:rPr>
           <w:rFonts w:ascii="Times New Roman" w:eastAsia="Arial" w:hAnsi="Times New Roman"/>
@@ -3593,7 +3593,7 @@
         <w:pStyle w:val="1"/>
         <w:spacing w:before="280" w:after="120"/>
       </w:pPr>
-      <w:bookmarkStart w:id="6" w:name="_Toc242217874"/>
+      <w:bookmarkStart w:id="6" w:name="_Toc242218505"/>
       <w:r>
         <w:rPr>
           <w:rFonts w:ascii="Times New Roman" w:eastAsia="Arial" w:hAnsi="Times New Roman"/>
@@ -3799,7 +3799,7 @@
         <w:pStyle w:val="1"/>
         <w:spacing w:before="280" w:after="120"/>
       </w:pPr>
-      <w:bookmarkStart w:id="7" w:name="_Toc242217875"/>
+      <w:bookmarkStart w:id="7" w:name="_Toc242218506"/>
       <w:r>
         <w:rPr>
           <w:rFonts w:ascii="Times New Roman" w:eastAsia="Arial" w:hAnsi="Times New Roman"/>
@@ -3943,7 +3943,7 @@
         <w:pStyle w:val="1"/>
         <w:spacing w:before="280" w:after="120"/>
       </w:pPr>
-      <w:bookmarkStart w:id="8" w:name="_Toc242217876"/>
+      <w:bookmarkStart w:id="8" w:name="_Toc242218507"/>
       <w:r>
         <w:rPr>
           <w:rFonts w:ascii="Times New Roman" w:eastAsia="Arial" w:hAnsi="Times New Roman"/>
@@ -4252,7 +4252,7 @@
         <w:pStyle w:val="1"/>
         <w:spacing w:before="280" w:after="120"/>
       </w:pPr>
-      <w:bookmarkStart w:id="9" w:name="_Toc242217877"/>
+      <w:bookmarkStart w:id="9" w:name="_Toc242218508"/>
       <w:r>
         <w:rPr>
           <w:rFonts w:ascii="Times New Roman" w:eastAsia="Arial" w:hAnsi="Times New Roman"/>
@@ -4348,7 +4348,7 @@
         <w:pStyle w:val="1"/>
         <w:spacing w:before="280" w:after="120"/>
       </w:pPr>
-      <w:bookmarkStart w:id="10" w:name="_Toc242217878"/>
+      <w:bookmarkStart w:id="10" w:name="_Toc242218509"/>
       <w:r>
         <w:rPr>
           <w:rFonts w:ascii="Times New Roman" w:eastAsia="Arial" w:hAnsi="Times New Roman"/>
@@ -4454,7 +4454,7 @@
         <w:pStyle w:val="1"/>
         <w:spacing w:before="280" w:after="120"/>
       </w:pPr>
-      <w:bookmarkStart w:id="11" w:name="_Toc242217879"/>
+      <w:bookmarkStart w:id="11" w:name="_Toc242218510"/>
       <w:r>
         <w:rPr>
           <w:rFonts w:ascii="Times New Roman" w:eastAsia="Arial" w:hAnsi="Times New Roman"/>
@@ -4619,7 +4619,7 @@
         <w:pStyle w:val="1"/>
         <w:spacing w:before="280" w:after="120"/>
       </w:pPr>
-      <w:bookmarkStart w:id="12" w:name="_Toc242217880"/>
+      <w:bookmarkStart w:id="12" w:name="_Toc242218511"/>
       <w:r>
         <w:rPr>
           <w:rFonts w:ascii="Times New Roman" w:eastAsia="Arial" w:hAnsi="Times New Roman"/>
@@ -4857,7 +4857,7 @@
         <w:pStyle w:val="1"/>
         <w:spacing w:before="280" w:after="120"/>
       </w:pPr>
-      <w:bookmarkStart w:id="13" w:name="_Toc242217881"/>
+      <w:bookmarkStart w:id="13" w:name="_Toc242218512"/>
       <w:r>
         <w:rPr>
           <w:rFonts w:ascii="Times New Roman" w:eastAsia="Arial" w:hAnsi="Times New Roman"/>
@@ -4994,7 +4994,15 @@
         <w:rPr>
           <w:color w:val="000000"/>
         </w:rPr>
-        <w:t>2009-06-15), so the 18.8% of analysts whose first report sits at that boundary cannot be ranked</w:t>
+        <w:t>2009-06-15; that is a coverage limit, not a query problem, since for 2008 the</w:t>
+      </w:r>
+    </w:p>
+    <w:p>
+      <w:r>
+        <w:rPr>
+          <w:color w:val="000000"/>
+        </w:rPr>
+        <w:t>alternative wordings, half-year splits and a single-stock query all return nothing), so the 18.8% of analysts whose first report sits at that boundary cannot be ranked</w:t>
       </w:r>
     </w:p>
     <w:p>
@@ -5676,31 +5684,31 @@
       </w:rPr>
     </w:lvl>
   </w:abstractNum>
-  <w:num w:numId="1" w16cid:durableId="316615723">
+  <w:num w:numId="1" w16cid:durableId="1566725214">
     <w:abstractNumId w:val="8"/>
   </w:num>
-  <w:num w:numId="2" w16cid:durableId="400249903">
+  <w:num w:numId="2" w16cid:durableId="2030179537">
     <w:abstractNumId w:val="6"/>
   </w:num>
-  <w:num w:numId="3" w16cid:durableId="542063853">
+  <w:num w:numId="3" w16cid:durableId="1613397667">
     <w:abstractNumId w:val="5"/>
   </w:num>
-  <w:num w:numId="4" w16cid:durableId="686100960">
+  <w:num w:numId="4" w16cid:durableId="401414052">
     <w:abstractNumId w:val="4"/>
   </w:num>
-  <w:num w:numId="5" w16cid:durableId="1515847819">
+  <w:num w:numId="5" w16cid:durableId="1050424885">
     <w:abstractNumId w:val="7"/>
   </w:num>
-  <w:num w:numId="6" w16cid:durableId="1403330224">
+  <w:num w:numId="6" w16cid:durableId="863136144">
     <w:abstractNumId w:val="3"/>
   </w:num>
-  <w:num w:numId="7" w16cid:durableId="2034646837">
+  <w:num w:numId="7" w16cid:durableId="553005119">
     <w:abstractNumId w:val="2"/>
   </w:num>
-  <w:num w:numId="8" w16cid:durableId="1633091774">
+  <w:num w:numId="8" w16cid:durableId="2074429709">
     <w:abstractNumId w:val="1"/>
   </w:num>
-  <w:num w:numId="9" w16cid:durableId="26611673">
+  <w:num w:numId="9" w16cid:durableId="608005638">
     <w:abstractNumId w:val="0"/>
   </w:num>
 </w:numbering>
@@ -17099,14 +17107,14 @@
     <w:autoRedefine/>
     <w:uiPriority w:val="39"/>
     <w:unhideWhenUsed/>
-    <w:rsid w:val="00250186"/>
+    <w:rsid w:val="00E73D5E"/>
   </w:style>
   <w:style w:type="character" w:styleId="aff9">
     <w:name w:val="Hyperlink"/>
     <w:basedOn w:val="a2"/>
     <w:uiPriority w:val="99"/>
     <w:unhideWhenUsed/>
-    <w:rsid w:val="00250186"/>
+    <w:rsid w:val="00E73D5E"/>
     <w:rPr>
       <w:color w:val="0000FF" w:themeColor="hyperlink"/>
       <w:u w:val="single"/>
